--- a/Volume 1/Chapter 04 - Databases/SPA_Vol1_Ch4_Lesson4_4a_Tables_Extended.docx
+++ b/Volume 1/Chapter 04 - Databases/SPA_Vol1_Ch4_Lesson4_4a_Tables_Extended.docx
@@ -993,9 +993,129 @@
     </w:p>
     <w:p>
       <w:pPr>
+        <w:keepNext/>
+      </w:pPr>
+      <w:r>
+        <w:t>Next, let the tools create the Rust and Solidity project files, as in Lesson 4.0a. Remember, Cargo.toml describes the project: cargo init names it contacts_table, and cargo add pins the mysql crate at exactly 28.0.3. The Connector Setup below deletes the starter src\main.rs after cargo fetch, because each program is its own file in src\bin. Remember, forge init makes the Solidity project; --empty leaves out the sample files, and --force lets it run in the folder you just made.</w:t>
+      </w:r>
+    </w:p>
+    <w:p>
+      <w:pPr>
+        <w:keepNext/>
+      </w:pPr>
+    </w:p>
+    <w:p>
+      <w:pPr>
+        <w:pStyle w:val="CommandBlock"/>
+        <w:keepNext/>
+      </w:pPr>
+      <w:r>
+        <w:t>cargo init .\rust --name contacts_table --vcs none</w:t>
+      </w:r>
+    </w:p>
+    <w:p>
+      <w:pPr>
+        <w:pStyle w:val="CommandBlock"/>
+        <w:keepNext/>
+      </w:pPr>
+      <w:r>
+        <w:t>cargo add --manifest-path .\rust\Cargo.toml mysql@=28.0.3</w:t>
+      </w:r>
+    </w:p>
+    <w:p>
+      <w:pPr>
+        <w:pStyle w:val="CommandBlock"/>
+      </w:pPr>
+      <w:r>
+        <w:t>forge init .\solidity --empty --no-git --offline --force</w:t>
+      </w:r>
+    </w:p>
+    <w:p>
+      <w:pPr>
+        <w:keepNext/>
+      </w:pPr>
+    </w:p>
+    <w:p>
+      <w:r>
+        <w:t>Then type the Solidity project's settings file, foundry.toml; these scripts read and write no files, so it allows none. As in Chapter 1, notepad .\solidity\foundry.toml opens the file forge init wrote: replace its text with the file below, save it with Ctrl+S, and close Notepad.</w:t>
+      </w:r>
+    </w:p>
+    <w:p>
+      <w:pPr>
+        <w:keepNext/>
+      </w:pPr>
+    </w:p>
+    <w:p>
+      <w:pPr>
         <w:pStyle w:val="Heading3"/>
       </w:pPr>
       <w:r>
+        <w:t>solidity/foundry.toml</w:t>
+      </w:r>
+    </w:p>
+    <w:p>
+      <w:pPr>
+        <w:pStyle w:val="SourceCode"/>
+        <w:keepNext/>
+      </w:pPr>
+      <w:r>
+        <w:t>[profile.default]</w:t>
+      </w:r>
+    </w:p>
+    <w:p>
+      <w:pPr>
+        <w:pStyle w:val="SourceCode"/>
+        <w:keepNext/>
+      </w:pPr>
+      <w:r>
+        <w:t># The files in script/ are the only Solidity sources in this project.</w:t>
+      </w:r>
+    </w:p>
+    <w:p>
+      <w:pPr>
+        <w:pStyle w:val="SourceCode"/>
+        <w:keepNext/>
+      </w:pPr>
+      <w:r>
+        <w:t>src = "script"</w:t>
+      </w:r>
+    </w:p>
+    <w:p>
+      <w:pPr>
+        <w:pStyle w:val="SourceCode"/>
+        <w:keepNext/>
+      </w:pPr>
+      <w:r>
+        <w:t># forge install puts forge-std in lib/.</w:t>
+      </w:r>
+    </w:p>
+    <w:p>
+      <w:pPr>
+        <w:pStyle w:val="SourceCode"/>
+        <w:keepNext/>
+      </w:pPr>
+      <w:r>
+        <w:t>libs = ["lib"]</w:t>
+      </w:r>
+    </w:p>
+    <w:p>
+      <w:pPr>
+        <w:pStyle w:val="SourceCode"/>
+      </w:pPr>
+      <w:r>
+        <w:t># The scripts read and write no files, so no fs_permissions are needed.</w:t>
+      </w:r>
+    </w:p>
+    <w:p>
+      <w:pPr>
+        <w:keepNext/>
+      </w:pPr>
+    </w:p>
+    <w:p>
+      <w:pPr>
+        <w:pStyle w:val="Heading3"/>
+      </w:pPr>
+      <w:r>
         <w:t>Linux or macOS Project Setup</w:t>
       </w:r>
     </w:p>
@@ -1044,8 +1164,62 @@
       </w:pPr>
     </w:p>
     <w:p>
-      <w:r>
-        <w:t>Save each source and supporting file from this lesson into the matching path in the project layout. As in Chapter 1, notepad .\rust\Cargo.toml creates and opens one: choose Yes, type the file, save it with Ctrl+S, and close Notepad (on Linux or macOS, nano ./rust/Cargo.toml: type the file, then save and close it with Ctrl+O, Enter, then Ctrl+X). The Linux commands leave out the assembly folder, because Linux Assembly is deferred.</w:t>
+      <w:pPr>
+        <w:keepNext/>
+      </w:pPr>
+      <w:r>
+        <w:t>Then create the Rust and Solidity project files with the same commands as on Windows.</w:t>
+      </w:r>
+    </w:p>
+    <w:p>
+      <w:pPr>
+        <w:keepNext/>
+      </w:pPr>
+    </w:p>
+    <w:p>
+      <w:pPr>
+        <w:pStyle w:val="CommandBlock"/>
+        <w:keepNext/>
+      </w:pPr>
+      <w:r>
+        <w:t>cargo init ./rust --name contacts_table --vcs none</w:t>
+      </w:r>
+    </w:p>
+    <w:p>
+      <w:pPr>
+        <w:pStyle w:val="CommandBlock"/>
+        <w:keepNext/>
+      </w:pPr>
+      <w:r>
+        <w:t>cargo add --manifest-path ./rust/Cargo.toml mysql@=28.0.3</w:t>
+      </w:r>
+    </w:p>
+    <w:p>
+      <w:pPr>
+        <w:pStyle w:val="CommandBlock"/>
+      </w:pPr>
+      <w:r>
+        <w:t>forge init ./solidity --empty --no-git --offline --force</w:t>
+      </w:r>
+    </w:p>
+    <w:p>
+      <w:pPr>
+        <w:keepNext/>
+      </w:pPr>
+    </w:p>
+    <w:p>
+      <w:r>
+        <w:t>Type solidity/foundry.toml exactly as shown in the Windows setup.</w:t>
+      </w:r>
+    </w:p>
+    <w:p>
+      <w:pPr>
+        <w:keepNext/>
+      </w:pPr>
+    </w:p>
+    <w:p>
+      <w:r>
+        <w:t>You save each source file in its language's section below, as each is shown. As in Chapter 1, notepad .\rust\src\bin\basic_contacts_table.rs creates and opens one: choose Yes, type the file, save it with Ctrl+S, and close Notepad (on Linux or macOS, nano ./rust/src/bin/basic_contacts_table.rs: type the file, then save and close it with Ctrl+O, Enter, then Ctrl+X). The Linux commands leave out the assembly folder, because Linux Assembly is deferred.</w:t>
       </w:r>
     </w:p>
     <w:p>
@@ -1126,6 +1300,15 @@
         <w:keepNext/>
       </w:pPr>
       <w:r>
+        <w:t>Remove-Item .\rust\src\main.rs</w:t>
+      </w:r>
+    </w:p>
+    <w:p>
+      <w:pPr>
+        <w:pStyle w:val="CommandBlock"/>
+        <w:keepNext/>
+      </w:pPr>
+      <w:r>
         <w:t>curl.exe -fsSL -o .\vendor\mysql-1.9.0.tar `</w:t>
       </w:r>
     </w:p>
@@ -1192,6 +1375,15 @@
         <w:keepNext/>
       </w:pPr>
       <w:r>
+        <w:t>rm ./rust/src/main.rs</w:t>
+      </w:r>
+    </w:p>
+    <w:p>
+      <w:pPr>
+        <w:pStyle w:val="CommandBlock"/>
+        <w:keepNext/>
+      </w:pPr>
+      <w:r>
         <w:t>curl -fsSL -o ./vendor/mysql-1.9.0.tar \</w:t>
       </w:r>
     </w:p>
@@ -12140,7 +12332,7 @@
     </w:p>
     <w:p>
       <w:r>
-        <w:t>Cargo.toml names the Rust project and pins the mysql crate at exactly 28.0.3. foundry.toml is the Solidity project's settings file; these scripts read and write no files, so it allows none.</w:t>
+        <w:t>This is the file the setup commands wrote, shown here so you can check yours. Cargo.toml names the Rust project and pins the mysql crate at exactly 28.0.3. Yours has no comment lines, and its blank lines may differ; the comments here explain each part.</w:t>
       </w:r>
     </w:p>
     <w:p>
@@ -12251,77 +12443,6 @@
       </w:pPr>
       <w:r>
         <w:t>mysql = "=28.0.3"</w:t>
-      </w:r>
-    </w:p>
-    <w:p>
-      <w:pPr>
-        <w:keepNext/>
-      </w:pPr>
-    </w:p>
-    <w:p>
-      <w:pPr>
-        <w:keepNext/>
-      </w:pPr>
-    </w:p>
-    <w:p>
-      <w:pPr>
-        <w:pStyle w:val="Heading2"/>
-      </w:pPr>
-      <w:r>
-        <w:t>solidity/foundry.toml</w:t>
-      </w:r>
-    </w:p>
-    <w:p>
-      <w:pPr>
-        <w:pStyle w:val="SourceCode"/>
-        <w:keepNext/>
-      </w:pPr>
-      <w:r>
-        <w:t>[profile.default]</w:t>
-      </w:r>
-    </w:p>
-    <w:p>
-      <w:pPr>
-        <w:pStyle w:val="SourceCode"/>
-        <w:keepNext/>
-      </w:pPr>
-      <w:r>
-        <w:t># The files in script/ are the only Solidity sources in this project.</w:t>
-      </w:r>
-    </w:p>
-    <w:p>
-      <w:pPr>
-        <w:pStyle w:val="SourceCode"/>
-        <w:keepNext/>
-      </w:pPr>
-      <w:r>
-        <w:t>src = "script"</w:t>
-      </w:r>
-    </w:p>
-    <w:p>
-      <w:pPr>
-        <w:pStyle w:val="SourceCode"/>
-        <w:keepNext/>
-      </w:pPr>
-      <w:r>
-        <w:t># forge install puts forge-std in lib/.</w:t>
-      </w:r>
-    </w:p>
-    <w:p>
-      <w:pPr>
-        <w:pStyle w:val="SourceCode"/>
-        <w:keepNext/>
-      </w:pPr>
-      <w:r>
-        <w:t>libs = ["lib"]</w:t>
-      </w:r>
-    </w:p>
-    <w:p>
-      <w:pPr>
-        <w:pStyle w:val="SourceCode"/>
-      </w:pPr>
-      <w:r>
-        <w:t># The scripts read and write no files, so no fs_permissions are needed.</w:t>
       </w:r>
     </w:p>
     <w:p>
@@ -13982,31 +14103,31 @@
       </w:rPr>
     </w:lvl>
   </w:abstractNum>
-  <w:num w:numId="1" w16cid:durableId="1660815303">
+  <w:num w:numId="1" w16cid:durableId="1893541446">
     <w:abstractNumId w:val="8"/>
   </w:num>
-  <w:num w:numId="2" w16cid:durableId="274950520">
+  <w:num w:numId="2" w16cid:durableId="775829234">
     <w:abstractNumId w:val="6"/>
   </w:num>
-  <w:num w:numId="3" w16cid:durableId="198057247">
+  <w:num w:numId="3" w16cid:durableId="1411460728">
     <w:abstractNumId w:val="5"/>
   </w:num>
-  <w:num w:numId="4" w16cid:durableId="1678071660">
+  <w:num w:numId="4" w16cid:durableId="343676449">
     <w:abstractNumId w:val="4"/>
   </w:num>
-  <w:num w:numId="5" w16cid:durableId="1561935643">
+  <w:num w:numId="5" w16cid:durableId="1946232036">
     <w:abstractNumId w:val="7"/>
   </w:num>
-  <w:num w:numId="6" w16cid:durableId="431709270">
+  <w:num w:numId="6" w16cid:durableId="498427750">
     <w:abstractNumId w:val="3"/>
   </w:num>
-  <w:num w:numId="7" w16cid:durableId="2018926381">
+  <w:num w:numId="7" w16cid:durableId="1121529519">
     <w:abstractNumId w:val="2"/>
   </w:num>
-  <w:num w:numId="8" w16cid:durableId="503201399">
+  <w:num w:numId="8" w16cid:durableId="550121209">
     <w:abstractNumId w:val="1"/>
   </w:num>
-  <w:num w:numId="9" w16cid:durableId="2061051985">
+  <w:num w:numId="9" w16cid:durableId="27722133">
     <w:abstractNumId w:val="0"/>
   </w:num>
 </w:numbering>

--- a/Volume 1/Chapter 04 - Databases/SPA_Vol1_Ch4_Lesson4_4a_Tables_Extended.docx
+++ b/Volume 1/Chapter 04 - Databases/SPA_Vol1_Ch4_Lesson4_4a_Tables_Extended.docx
@@ -67,10 +67,10 @@
     </w:p>
     <w:p>
       <w:r>
-        <w:t>Create Lesson 4.4's contacts table from Assembly, Rust, and Erlang, inside the spa_contacts database, with exactly Lesson 4.4's statement: an id the server numbers by itself as the primary key, a required name, a required and unique email, and an optional phone, all stored as utf8mb4 text. Each program then asks the server to DESCRIBE the table and prints the same eight lines as Lesson 4.4's programs. Solidity has no tables: its section shows the nearest real thing, a struct kept in a mapping in a contract'</w:t>
-      </w:r>
-      <w:r>
-        <w:t>s storage, and which of the table's rules carry over to it and which do not.</w:t>
+        <w:t xml:space="preserve">Create Lesson 4.4's contacts table from Assembly, Rust, and Erlang, one for each language (contacts_assembly, contacts_rust, and contacts_erlang), inside the spa_contacts database, with exactly Lesson 4.4's statement: an id the server numbers by itself as the primary key, a required name, a required and unique email, and an optional phone, all stored as utf8mb4 text. Each program then asks the server to DESCRIBE the table and prints the same eight lines as Lesson 4.4's programs. Solidity has no tables: its </w:t>
+      </w:r>
+      <w:r>
+        <w:t>section shows the nearest real thing, a struct kept in a mapping in a contract's storage, and which of the table's rules carry over to it and which do not.</w:t>
       </w:r>
     </w:p>
     <w:p>
@@ -132,7 +132,7 @@
         <w:pStyle w:val="ListBullet"/>
       </w:pPr>
       <w:r>
-        <w:t>Remember, Lesson 4.4's contacts table is this one statement. The programs write it as one line of SQL; the server ignores the extra spaces and line breaks shown here:</w:t>
+        <w:t>Remember, Lesson 4.4's contacts table is this one statement, shown here with the Assembly programs' table, contacts_assembly. The programs write it as one line of SQL; the server ignores the extra spaces and line breaks shown here:</w:t>
       </w:r>
     </w:p>
     <w:p>
@@ -146,7 +146,7 @@
         <w:keepNext/>
       </w:pPr>
       <w:r>
-        <w:t>CREATE TABLE IF NOT EXISTS contacts (</w:t>
+        <w:t>CREATE TABLE IF NOT EXISTS contacts_assembly (</w:t>
       </w:r>
     </w:p>
     <w:p>
@@ -203,7 +203,7 @@
         <w:pStyle w:val="ListBullet"/>
       </w:pPr>
       <w:r>
-        <w:t>Remember, each column is a name, a type, and its rules (Lesson 4.4): INT is a whole number, VARCHAR(n) text of up to n characters, PRIMARY KEY names exactly one row, AUTO_INCREMENT lets the server number new rows, NOT NULL forbids NULL, NULL allows it, UNIQUE forbids a repeated email, utf8mb4 stores every character, and IF NOT EXISTS does nothing when a table named contacts is already there. It checks only the name, so an existing table keeps its old definition.</w:t>
+        <w:t>Remember, each language keeps its own table with the same columns, named contacts_ and the language (Lesson 4.4): contacts_assembly, contacts_rust, and contacts_erlang. Each program touches only its own language's data, so the languages never interfere, and running the Rust program never changes the rows the Erlang program added.</w:t>
       </w:r>
     </w:p>
     <w:p>
@@ -211,6 +211,18 @@
         <w:pStyle w:val="ListBullet"/>
       </w:pPr>
       <w:r>
+        <w:t xml:space="preserve">Remember, each column is a name, a type, and its rules (Lesson 4.4): INT is a whole number, VARCHAR(n) text of up to n characters, PRIMARY KEY names exactly one row, AUTO_INCREMENT lets the server number new rows, NOT NULL forbids NULL, NULL allows it, UNIQUE forbids a repeated email, utf8mb4 stores every </w:t>
+      </w:r>
+      <w:r>
+        <w:lastRenderedPageBreak/>
+        <w:t>character, and IF NOT EXISTS does nothing when a table with that name is already there. It checks only the name, so an existing table keeps its old definition.</w:t>
+      </w:r>
+    </w:p>
+    <w:p>
+      <w:pPr>
+        <w:pStyle w:val="ListBullet"/>
+      </w:pPr>
+      <w:r>
         <w:t>A statement this long does not fit on one line of code. Each language has its own way to write one text over several lines; every piece ends with a space, a comma, or a bracket, so no two words run together:</w:t>
       </w:r>
     </w:p>
@@ -264,7 +276,7 @@
         <w:pStyle w:val="ListBullet"/>
       </w:pPr>
       <w:r>
-        <w:t>Remember, CREATE TABLE returns no rows, so it is executed, and DESCRIBE contacts returns rows, so it is a query (Lesson 4.3a). DESCRIBE answers with one row per column of contacts, each with six values: Field, Type, Null, Key, Default, and Extra. The programs read the rows with Lesson 4.1a's loop:</w:t>
+        <w:t>Remember, CREATE TABLE returns no rows, so it is executed, and DESCRIBE contacts_assembly returns rows, so it is a query (Lesson 4.3a). DESCRIBE answers with one row per column of the table, each with six values: Field, Type, Null, Key, Default, and Extra. The programs read the rows with Lesson 4.1a's loop:</w:t>
       </w:r>
     </w:p>
     <w:p>
@@ -528,7 +540,7 @@
         <w:keepNext/>
       </w:pPr>
       <w:r>
-        <w:t>Execute CREATE TABLE IF NOT EXISTS contacts: No Rows Back</w:t>
+        <w:t>Execute CREATE TABLE IF NOT EXISTS for the Language's Table: No Rows Back</w:t>
       </w:r>
     </w:p>
     <w:p>
@@ -546,7 +558,7 @@
         <w:keepNext/>
       </w:pPr>
       <w:r>
-        <w:t>Query DESCRIBE contacts and Print One Line per Column</w:t>
+        <w:t>Query DESCRIBE on That Table and Print One Line per Column</w:t>
       </w:r>
     </w:p>
     <w:p>
@@ -620,7 +632,7 @@
         <w:pStyle w:val="ListBullet"/>
       </w:pPr>
       <w:r>
-        <w:t>They execute Lesson 4.4's CREATE TABLE IF NOT EXISTS contacts statement, word for word, and print Table ready: contacts.</w:t>
+        <w:t>They execute Lesson 4.4's CREATE TABLE IF NOT EXISTS statement, word for word, on their own language's table, contacts_assembly, contacts_rust, or contacts_erlang, and print Table ready: and the table's name, such as Table ready: contacts_assembly.</w:t>
       </w:r>
     </w:p>
     <w:p>
@@ -628,7 +640,7 @@
         <w:pStyle w:val="ListBullet"/>
       </w:pPr>
       <w:r>
-        <w:t>They query DESCRIBE contacts and print Columns of contacts:, a heading, and one line per row: Field, Type, Key, and Extra padded to 8, 14, 5, and 16 characters, then Null. Default is not printed. These are Lesson 4.4's eight lines, word for word.</w:t>
+        <w:t>They query DESCRIBE on their table and print Columns of, the table's name, and a colon, then a heading, and one line per row: Field, Type, Key, and Extra padded to 8, 14, 5, and 16 characters, then Null. Default is not printed. These are Lesson 4.4's eight lines, word for word, with the language's own table name.</w:t>
       </w:r>
     </w:p>
     <w:p>
@@ -1650,10 +1662,10 @@
     </w:p>
     <w:p>
       <w:r>
-        <w:t>These are Lesson 4.4's Database Check commands, unchanged: every Chapter 4 lesson starts from a known state, so the lessons can be run in any order. The first command makes sure spa_contacts exists (Lesson 4.2's statement), and the next two remove the chapter's two tables if they are there. Remember, DROP TABLE IF EXISTS deletes a table and all its rows, and does nothing when the table is missing; contacts goes first, because from Lesson 4.11 on it points at contact_groups through a foreign key. Each comman</w:t>
-      </w:r>
-      <w:r>
-        <w:t>d prints nothing. Remember, MYSQL_PWD lasts only until the block's last line, -e runs the one statement it is given, and -D picks the database.</w:t>
+        <w:t>These are Lesson 4.4's Database Check commands, for this companion's languages: every Chapter 4 lesson starts from a known state, so the lessons can be run in any order. The first command makes sure spa_contacts exists (Lesson 4.2's statement), and the next three remove each language's two chapter tables if they are there, such as contacts_rust and contact_groups_rust for Rust. Remember, DROP TABLE IF EXISTS deletes a table and all its rows, and does nothing when the table is missing; it may name several ta</w:t>
+      </w:r>
+      <w:r>
+        <w:t>bles, separated by commas, and drops them in that order. Each contacts table goes first, because from Lesson 4.11 on it points at its language's contact_groups table through a foreign key. Each command prints nothing. Remember, MYSQL_PWD lasts only until the block's last line, -e runs the one statement it is given, and -D picks the database.</w:t>
       </w:r>
     </w:p>
     <w:p>
@@ -1720,7 +1732,7 @@
         <w:keepNext/>
       </w:pPr>
       <w:r>
-        <w:t xml:space="preserve">    -e "DROP TABLE IF EXISTS contacts"</w:t>
+        <w:t xml:space="preserve">    -e "DROP TABLE IF EXISTS contacts_assembly, contact_groups_assembly"</w:t>
       </w:r>
     </w:p>
     <w:p>
@@ -1738,12 +1750,30 @@
         <w:keepNext/>
       </w:pPr>
       <w:r>
-        <w:t xml:space="preserve">    -e "DROP TABLE IF EXISTS contact_groups"</w:t>
+        <w:t xml:space="preserve">    -e "DROP TABLE IF EXISTS contacts_rust, contact_groups_rust"</w:t>
       </w:r>
     </w:p>
     <w:p>
       <w:pPr>
         <w:pStyle w:val="CommandBlock"/>
+        <w:keepNext/>
+      </w:pPr>
+      <w:r>
+        <w:t>&amp; $mysql -u devuser -h 127.0.0.1 -P 3306 -D spa_contacts `</w:t>
+      </w:r>
+    </w:p>
+    <w:p>
+      <w:pPr>
+        <w:pStyle w:val="CommandBlock"/>
+        <w:keepNext/>
+      </w:pPr>
+      <w:r>
+        <w:t xml:space="preserve">    -e "DROP TABLE IF EXISTS contacts_erlang, contact_groups_erlang"</w:t>
+      </w:r>
+    </w:p>
+    <w:p>
+      <w:pPr>
+        <w:pStyle w:val="CommandBlock"/>
       </w:pPr>
       <w:r>
         <w:t>Remove-Item Env:MYSQL_PWD</w:t>
@@ -1804,7 +1834,7 @@
         <w:keepNext/>
       </w:pPr>
       <w:r>
-        <w:t xml:space="preserve">    -e "DROP TABLE IF EXISTS contacts"</w:t>
+        <w:t xml:space="preserve">    -e "DROP TABLE IF EXISTS contacts_assembly, contact_groups_assembly"</w:t>
       </w:r>
     </w:p>
     <w:p>
@@ -1822,12 +1852,30 @@
         <w:keepNext/>
       </w:pPr>
       <w:r>
-        <w:t xml:space="preserve">    -e "DROP TABLE IF EXISTS contact_groups"</w:t>
+        <w:t xml:space="preserve">    -e "DROP TABLE IF EXISTS contacts_rust, contact_groups_rust"</w:t>
       </w:r>
     </w:p>
     <w:p>
       <w:pPr>
         <w:pStyle w:val="CommandBlock"/>
+        <w:keepNext/>
+      </w:pPr>
+      <w:r>
+        <w:t>mysql -u devuser -h 127.0.0.1 -P 3306 -D spa_contacts \</w:t>
+      </w:r>
+    </w:p>
+    <w:p>
+      <w:pPr>
+        <w:pStyle w:val="CommandBlock"/>
+        <w:keepNext/>
+      </w:pPr>
+      <w:r>
+        <w:t xml:space="preserve">    -e "DROP TABLE IF EXISTS contacts_erlang, contact_groups_erlang"</w:t>
+      </w:r>
+    </w:p>
+    <w:p>
+      <w:pPr>
+        <w:pStyle w:val="CommandBlock"/>
       </w:pPr>
       <w:r>
         <w:t>unset MYSQL_PWD</w:t>
@@ -1840,7 +1888,7 @@
     </w:p>
     <w:p>
       <w:r>
-        <w:t>Run the Data Reset again whenever you want the table rebuilt from your program's statement, as the Workbook Exercise does.</w:t>
+        <w:t>Run the Data Reset again whenever you want the tables rebuilt from your programs' statements, as the Workbook Exercise does.</w:t>
       </w:r>
     </w:p>
     <w:p>
@@ -1916,7 +1964,7 @@
         <w:pStyle w:val="ListBullet"/>
       </w:pPr>
       <w:r>
-        <w:t>Table 'contacts' already exists (error 1050): the statement lost its IF NOT EXISTS.</w:t>
+        <w:t>Table 'contacts_assembly' already exists (error 1050), with your language's table name: the statement lost its IF NOT EXISTS.</w:t>
       </w:r>
     </w:p>
     <w:p>
@@ -1990,7 +2038,7 @@
     </w:p>
     <w:p>
       <w:r>
-        <w:t>Start with the most direct version: main reads SPA_DB_PASSWORD, connects to spa_contacts, sends CREATE TABLE IF NOT EXISTS with mysql_query, sends DESCRIBE contacts and fetches its rows, prints the heading and one padded line per column, and frees the rows and the connection. Like Lesson 4.4's Basic C, it checks that SPA_DB_PASSWORD is set and that mysql_real_connect worked, and after that it trusts the two statements; the Production-Minded version checks them. Read the comments as you type it.</w:t>
+        <w:t>Start with the most direct version: main reads SPA_DB_PASSWORD, connects to spa_contacts, sends CREATE TABLE IF NOT EXISTS with mysql_query, sends DESCRIBE contacts_assembly and fetches its rows, prints the heading and one padded line per column, and frees the rows and the connection. Like Lesson 4.4's Basic C, it checks that SPA_DB_PASSWORD is set and that mysql_real_connect worked, and after that it trusts the two statements; the Production-Minded version checks them. Read the comments as you type it.</w:t>
       </w:r>
     </w:p>
     <w:p>
@@ -2202,6 +2250,22 @@
         <w:pStyle w:val="SourceCode"/>
       </w:pPr>
       <w:r>
+        <w:t xml:space="preserve">    ; Remember, each language keeps its own table, here contacts_assembly,</w:t>
+      </w:r>
+    </w:p>
+    <w:p>
+      <w:pPr>
+        <w:pStyle w:val="SourceCode"/>
+      </w:pPr>
+      <w:r>
+        <w:t xml:space="preserve">    ; so its programs touch only their own rows (Lesson 4.4).</w:t>
+      </w:r>
+    </w:p>
+    <w:p>
+      <w:pPr>
+        <w:pStyle w:val="SourceCode"/>
+      </w:pPr>
+      <w:r>
         <w:t xml:space="preserve">    ; Remember, CREATE TABLE names the table and lists its columns inside</w:t>
       </w:r>
     </w:p>
@@ -2290,7 +2354,7 @@
         <w:pStyle w:val="SourceCode"/>
       </w:pPr>
       <w:r>
-        <w:t xml:space="preserve">    create_sql      db "CREATE TABLE IF NOT EXISTS contacts ("</w:t>
+        <w:t xml:space="preserve">    create_sql      db "CREATE TABLE IF NOT EXISTS contacts_assembly ("</w:t>
       </w:r>
     </w:p>
     <w:p>
@@ -2338,7 +2402,7 @@
         <w:pStyle w:val="SourceCode"/>
       </w:pPr>
       <w:r>
-        <w:t xml:space="preserve">    describe_sql    db "DESCRIBE contacts", 0</w:t>
+        <w:t xml:space="preserve">    describe_sql    db "DESCRIBE contacts_assembly", 0</w:t>
       </w:r>
     </w:p>
     <w:p>
@@ -2370,15 +2434,15 @@
         <w:pStyle w:val="SourceCode"/>
       </w:pPr>
       <w:r>
-        <w:t xml:space="preserve">    ready_line      db "Table ready: contacts", 10, 0</w:t>
-      </w:r>
-    </w:p>
-    <w:p>
-      <w:pPr>
-        <w:pStyle w:val="SourceCode"/>
-      </w:pPr>
-      <w:r>
-        <w:t xml:space="preserve">    columns_line    db "Columns of contacts:", 10, 0</w:t>
+        <w:t xml:space="preserve">    ready_line      db "Table ready: contacts_assembly", 10, 0</w:t>
+      </w:r>
+    </w:p>
+    <w:p>
+      <w:pPr>
+        <w:pStyle w:val="SourceCode"/>
+      </w:pPr>
+      <w:r>
+        <w:t xml:space="preserve">    columns_line    db "Columns of contacts_assembly:", 10, 0</w:t>
       </w:r>
     </w:p>
     <w:p>
@@ -3008,23 +3072,31 @@
         <w:pStyle w:val="SourceCode"/>
       </w:pPr>
       <w:r>
-        <w:t xml:space="preserve">    ; DESCRIBE contacts answers with one row per column of the table, and</w:t>
-      </w:r>
-    </w:p>
-    <w:p>
-      <w:pPr>
-        <w:pStyle w:val="SourceCode"/>
-      </w:pPr>
-      <w:r>
-        <w:t xml:space="preserve">    ; six values in each row: Field, Type, Null, Key, Default, and Extra</w:t>
-      </w:r>
-    </w:p>
-    <w:p>
-      <w:pPr>
-        <w:pStyle w:val="SourceCode"/>
-      </w:pPr>
-      <w:r>
-        <w:t xml:space="preserve">    ; (Lesson 4.4). Remember, mysql_store_result fetches every row.</w:t>
+        <w:t xml:space="preserve">    ; DESCRIBE contacts_assembly answers with one row per column of the</w:t>
+      </w:r>
+    </w:p>
+    <w:p>
+      <w:pPr>
+        <w:pStyle w:val="SourceCode"/>
+      </w:pPr>
+      <w:r>
+        <w:t xml:space="preserve">    ; table, and six values in each row: Field, Type, Null, Key, Default,</w:t>
+      </w:r>
+    </w:p>
+    <w:p>
+      <w:pPr>
+        <w:pStyle w:val="SourceCode"/>
+      </w:pPr>
+      <w:r>
+        <w:t xml:space="preserve">    ; and Extra (Lesson 4.4). Remember, mysql_store_result fetches every</w:t>
+      </w:r>
+    </w:p>
+    <w:p>
+      <w:pPr>
+        <w:pStyle w:val="SourceCode"/>
+      </w:pPr>
+      <w:r>
+        <w:t xml:space="preserve">    ; row.</w:t>
       </w:r>
     </w:p>
     <w:p>
@@ -3540,7 +3612,7 @@
         <w:keepNext/>
       </w:pPr>
       <w:r>
-        <w:t>Table ready: contacts</w:t>
+        <w:t>Table ready: contacts_assembly</w:t>
       </w:r>
     </w:p>
     <w:p>
@@ -3549,7 +3621,7 @@
         <w:keepNext/>
       </w:pPr>
       <w:r>
-        <w:t>Columns of contacts:</w:t>
+        <w:t>Columns of contacts_assembly:</w:t>
       </w:r>
     </w:p>
     <w:p>
@@ -3614,7 +3686,7 @@
         <w:pStyle w:val="ListBullet"/>
       </w:pPr>
       <w:r>
-        <w:t>Table ready: contacts proves CREATE TABLE IF NOT EXISTS ran without an error, so the table exists now: this run created it, or an earlier run already had and the statement did nothing.</w:t>
+        <w:t>Table ready: contacts_assembly proves CREATE TABLE IF NOT EXISTS ran without an error, so the table exists now: this run created it, or an earlier run already had and the statement did nothing.</w:t>
       </w:r>
     </w:p>
     <w:p>
@@ -3622,7 +3694,7 @@
         <w:pStyle w:val="ListBullet"/>
       </w:pPr>
       <w:r>
-        <w:t>Columns of contacts: and the Field heading are printed by the program. Each of the four lines after them is one row of DESCRIBE's answer: one column of the table, in the order CREATE TABLE listed them, the same four lines Lesson 4.4's programs print.</w:t>
+        <w:t>Columns of contacts_assembly: and the Field heading are printed by the program. Each of the four lines after them is one row of DESCRIBE's answer: one column of the table, in the order CREATE TABLE listed them, the same four lines Lesson 4.4's programs print.</w:t>
       </w:r>
     </w:p>
     <w:p>
@@ -3638,7 +3710,7 @@
         <w:pStyle w:val="ListBullet"/>
       </w:pPr>
       <w:r>
-        <w:t>If a line shows another type or length, such as varchar(30), or a column is missing or extra, the contacts table was created earlier from a different statement, and IF NOT EXISTS kept it. Run the Data Reset in Project Setup, which drops it, then run the program again.</w:t>
+        <w:t>If a line shows another type or length, such as varchar(30), or a column is missing or extra, your language's table was created earlier from a different statement, and IF NOT EXISTS kept it. Run the Data Reset in Project Setup, which drops it, then run the program again.</w:t>
       </w:r>
     </w:p>
     <w:p>
@@ -3646,7 +3718,7 @@
         <w:pStyle w:val="ListBullet"/>
       </w:pPr>
       <w:r>
-        <w:t>If nothing prints at all and $LASTEXITCODE is -1073741515, a DLL is missing from .\assembly\windows: rerun the Copy-Item line of the Connector Setup. If the program prints Columns of contacts: and the heading and then crashes or stops with no more lines, a statement failed and this Basic version trusted it: run the Production-Minded version, which prints the server's reason. If it crashes without a word, a value is in the wrong register or stack place: compare each instruction with its comment.</w:t>
+        <w:t>If nothing prints at all and $LASTEXITCODE is -1073741515, a DLL is missing from .\assembly\windows: rerun the Copy-Item line of the Connector Setup. If the program prints Columns of contacts_assembly: and the heading and then crashes or stops with no more lines, a statement failed and this Basic version trusted it: run the Production-Minded version, which prints the server's reason. If it crashes without a word, a value is in the wrong register or stack place: compare each instruction with its comment.</w:t>
       </w:r>
     </w:p>
     <w:p>
@@ -3929,7 +4001,7 @@
         <w:pStyle w:val="SourceCode"/>
       </w:pPr>
       <w:r>
-        <w:t xml:space="preserve">    create_sql      db "CREATE TABLE IF NOT EXISTS contacts ("</w:t>
+        <w:t xml:space="preserve">    create_sql      db "CREATE TABLE IF NOT EXISTS contacts_assembly ("</w:t>
       </w:r>
     </w:p>
     <w:p>
@@ -3977,7 +4049,7 @@
         <w:pStyle w:val="SourceCode"/>
       </w:pPr>
       <w:r>
-        <w:t xml:space="preserve">    describe_sql    db "DESCRIBE contacts", 0</w:t>
+        <w:t xml:space="preserve">    describe_sql    db "DESCRIBE contacts_assembly", 0</w:t>
       </w:r>
     </w:p>
     <w:p>
@@ -4041,15 +4113,15 @@
         <w:pStyle w:val="SourceCode"/>
       </w:pPr>
       <w:r>
-        <w:t xml:space="preserve">    ready_line      db "Table ready: contacts", 10, 0</w:t>
-      </w:r>
-    </w:p>
-    <w:p>
-      <w:pPr>
-        <w:pStyle w:val="SourceCode"/>
-      </w:pPr>
-      <w:r>
-        <w:t xml:space="preserve">    columns_line    db "Columns of contacts:", 10, 0</w:t>
+        <w:t xml:space="preserve">    ready_line      db "Table ready: contacts_assembly", 10, 0</w:t>
+      </w:r>
+    </w:p>
+    <w:p>
+      <w:pPr>
+        <w:pStyle w:val="SourceCode"/>
+      </w:pPr>
+      <w:r>
+        <w:t xml:space="preserve">    columns_line    db "Columns of contacts_assembly:", 10, 0</w:t>
       </w:r>
     </w:p>
     <w:p>
@@ -6163,7 +6235,7 @@
         <w:keepNext/>
       </w:pPr>
       <w:r>
-        <w:t>Table ready: contacts</w:t>
+        <w:t>Table ready: contacts_assembly</w:t>
       </w:r>
     </w:p>
     <w:p>
@@ -6172,7 +6244,7 @@
         <w:keepNext/>
       </w:pPr>
       <w:r>
-        <w:t>Columns of contacts:</w:t>
+        <w:t>Columns of contacts_assembly:</w:t>
       </w:r>
     </w:p>
     <w:p>
@@ -6319,7 +6391,7 @@
         <w:pStyle w:val="ListBullet"/>
       </w:pPr>
       <w:r>
-        <w:t>In the Workbook Exercise's mistake, mysql_error's reason is Table 'contacts' already exists, so the Error line is the same as Lesson 4.4's C.</w:t>
+        <w:t>In the Workbook Exercise's mistake, mysql_error's reason is Table 'contacts_assembly' already exists, so the Error line has the same form as Lesson 4.4's C.</w:t>
       </w:r>
     </w:p>
     <w:p>
@@ -6337,10 +6409,10 @@
     </w:p>
     <w:p>
       <w:r>
-        <w:t>Both versions read SPA_DB_PASSWORD, connect to spa_contacts, send the same CREATE TABLE IF NOT EXISTS statement and DESCRIBE contacts, print the same eight lines, and close the connection. The Basic version does it all in main and trusts both statements. The Production-Minded version connects through Lesson 4.2a's connect_database, puts each statement in its own function, create_contacts_table and describe_contacts, which the Chapter 4 project reuses, reports a refused statement with the server's message an</w:t>
-      </w:r>
-      <w:r>
-        <w:t>d exit code 1, and closes the connection with its cleanup form even after an error.</w:t>
+        <w:t>Both versions read SPA_DB_PASSWORD, connect to spa_contacts, send the same CREATE TABLE IF NOT EXISTS statement on contacts_assembly and DESCRIBE contacts_assembly, print the same eight lines, and close the connection. The Basic version does it all in main and trusts both statements. The Production-Minded version connects through Lesson 4.2a's connect_database, puts each statement in its own function, create_contacts_table and describe_contacts, which the Chapter 4 project reuses, reports a refused statemen</w:t>
+      </w:r>
+      <w:r>
+        <w:t>t with the server's message and exit code 1, and closes the connection with its cleanup form even after an error.</w:t>
       </w:r>
     </w:p>
     <w:p>
@@ -6391,10 +6463,10 @@
     </w:p>
     <w:p>
       <w:r>
-        <w:t>Start with the most direct version: main reads SPA_DB_PASSWORD, connects to spa_contacts with Lesson 4.2a's db_name setting, sends CREATE TABLE IF NOT EXISTS with query_drop, reads DESCRIBE contacts with query, and prints the heading and one padded line per column. Like every Basic version in this chapter, it first checks that SPA_DB_PASSWORD is set; after that, it trusts every step with unwrap, and the Production-Minded version checks them. The way the statement is written over several lines is new, so its</w:t>
-      </w:r>
-      <w:r>
-        <w:t xml:space="preserve"> comment explains it; read the comments as you type.</w:t>
+        <w:t>Start with the most direct version: main reads SPA_DB_PASSWORD, connects to spa_contacts with Lesson 4.2a's db_name setting, sends CREATE TABLE IF NOT EXISTS with query_drop, reads DESCRIBE contacts_rust with query, and prints the heading and one padded line per column. Like every Basic version in this chapter, it first checks that SPA_DB_PASSWORD is set; after that, it trusts every step with unwrap, and the Production-Minded version checks them. The way the statement is written over several lines is new, s</w:t>
+      </w:r>
+      <w:r>
+        <w:t>o its comment explains it; read the comments as you type.</w:t>
       </w:r>
     </w:p>
     <w:p>
@@ -6656,6 +6728,22 @@
         <w:pStyle w:val="SourceCode"/>
       </w:pPr>
       <w:r>
+        <w:t xml:space="preserve">    // Remember, each language keeps its own table, here contacts_rust, so</w:t>
+      </w:r>
+    </w:p>
+    <w:p>
+      <w:pPr>
+        <w:pStyle w:val="SourceCode"/>
+      </w:pPr>
+      <w:r>
+        <w:t xml:space="preserve">    // its programs touch only their own rows (Lesson 4.4).</w:t>
+      </w:r>
+    </w:p>
+    <w:p>
+      <w:pPr>
+        <w:pStyle w:val="SourceCode"/>
+      </w:pPr>
+      <w:r>
         <w:t xml:space="preserve">    // Remember, CREATE TABLE names the table and lists its columns inside</w:t>
       </w:r>
     </w:p>
@@ -6744,7 +6832,7 @@
         <w:pStyle w:val="SourceCode"/>
       </w:pPr>
       <w:r>
-        <w:t xml:space="preserve">    let create_table = "CREATE TABLE IF NOT EXISTS contacts (\</w:t>
+        <w:t xml:space="preserve">    let create_table = "CREATE TABLE IF NOT EXISTS contacts_rust (\</w:t>
       </w:r>
     </w:p>
     <w:p>
@@ -6821,68 +6909,68 @@
         <w:pStyle w:val="SourceCode"/>
       </w:pPr>
       <w:r>
-        <w:t xml:space="preserve">    println!("Table ready: contacts");</w:t>
-      </w:r>
-    </w:p>
-    <w:p>
-      <w:pPr>
-        <w:pStyle w:val="SourceCode"/>
-      </w:pPr>
-    </w:p>
-    <w:p>
-      <w:pPr>
-        <w:pStyle w:val="SourceCode"/>
-      </w:pPr>
-      <w:r>
-        <w:t xml:space="preserve">    // DESCRIBE contacts answers with one row per column of the table, and</w:t>
-      </w:r>
-    </w:p>
-    <w:p>
-      <w:pPr>
-        <w:pStyle w:val="SourceCode"/>
-      </w:pPr>
-      <w:r>
-        <w:t xml:space="preserve">    // six values in each row: Field, Type, Null, Key, Default, and Extra</w:t>
-      </w:r>
-    </w:p>
-    <w:p>
-      <w:pPr>
-        <w:pStyle w:val="SourceCode"/>
-      </w:pPr>
-      <w:r>
-        <w:t xml:space="preserve">    // (Lesson 4.4). Remember, query reads every row into a Vec, and a row</w:t>
-      </w:r>
-    </w:p>
-    <w:p>
-      <w:pPr>
-        <w:pStyle w:val="SourceCode"/>
-      </w:pPr>
-      <w:r>
-        <w:t xml:space="preserve">    // of several columns is read as a tuple, one type per column, in</w:t>
-      </w:r>
-    </w:p>
-    <w:p>
-      <w:pPr>
-        <w:pStyle w:val="SourceCode"/>
-      </w:pPr>
-      <w:r>
-        <w:t xml:space="preserve">    // order. Default is NULL in every row here, and NULL arrives as None,</w:t>
-      </w:r>
-    </w:p>
-    <w:p>
-      <w:pPr>
-        <w:pStyle w:val="SourceCode"/>
-      </w:pPr>
-      <w:r>
-        <w:t xml:space="preserve">    // so its type is Option&lt;String&gt;: Some(text) or None. Lesson 4.6 reads</w:t>
-      </w:r>
-    </w:p>
-    <w:p>
-      <w:pPr>
-        <w:pStyle w:val="SourceCode"/>
-      </w:pPr>
-      <w:r>
-        <w:t xml:space="preserve">    // NULL; this program does not print Default.</w:t>
+        <w:t xml:space="preserve">    println!("Table ready: contacts_rust");</w:t>
+      </w:r>
+    </w:p>
+    <w:p>
+      <w:pPr>
+        <w:pStyle w:val="SourceCode"/>
+      </w:pPr>
+    </w:p>
+    <w:p>
+      <w:pPr>
+        <w:pStyle w:val="SourceCode"/>
+      </w:pPr>
+      <w:r>
+        <w:t xml:space="preserve">    // DESCRIBE contacts_rust answers with one row per column of the</w:t>
+      </w:r>
+    </w:p>
+    <w:p>
+      <w:pPr>
+        <w:pStyle w:val="SourceCode"/>
+      </w:pPr>
+      <w:r>
+        <w:t xml:space="preserve">    // table, and six values in each row: Field, Type, Null, Key, Default,</w:t>
+      </w:r>
+    </w:p>
+    <w:p>
+      <w:pPr>
+        <w:pStyle w:val="SourceCode"/>
+      </w:pPr>
+      <w:r>
+        <w:t xml:space="preserve">    // and Extra (Lesson 4.4). Remember, query reads every row into a Vec,</w:t>
+      </w:r>
+    </w:p>
+    <w:p>
+      <w:pPr>
+        <w:pStyle w:val="SourceCode"/>
+      </w:pPr>
+      <w:r>
+        <w:t xml:space="preserve">    // and a row of several columns is read as a tuple, one type per</w:t>
+      </w:r>
+    </w:p>
+    <w:p>
+      <w:pPr>
+        <w:pStyle w:val="SourceCode"/>
+      </w:pPr>
+      <w:r>
+        <w:t xml:space="preserve">    // column, in order. Default is NULL in every row here, and NULL</w:t>
+      </w:r>
+    </w:p>
+    <w:p>
+      <w:pPr>
+        <w:pStyle w:val="SourceCode"/>
+      </w:pPr>
+      <w:r>
+        <w:t xml:space="preserve">    // arrives as None, so its type is Option&lt;String&gt;: Some(text) or None.</w:t>
+      </w:r>
+    </w:p>
+    <w:p>
+      <w:pPr>
+        <w:pStyle w:val="SourceCode"/>
+      </w:pPr>
+      <w:r>
+        <w:t xml:space="preserve">    // Lesson 4.6 reads NULL; this program does not print Default.</w:t>
       </w:r>
     </w:p>
     <w:p>
@@ -6898,7 +6986,7 @@
         <w:pStyle w:val="SourceCode"/>
       </w:pPr>
       <w:r>
-        <w:t xml:space="preserve">        connection.query("DESCRIBE contacts").unwrap();</w:t>
+        <w:t xml:space="preserve">        connection.query("DESCRIBE contacts_rust").unwrap();</w:t>
       </w:r>
     </w:p>
     <w:p>
@@ -6935,7 +7023,7 @@
         <w:pStyle w:val="SourceCode"/>
       </w:pPr>
       <w:r>
-        <w:t xml:space="preserve">    println!("Columns of contacts:");</w:t>
+        <w:t xml:space="preserve">    println!("Columns of contacts_rust:");</w:t>
       </w:r>
     </w:p>
     <w:p>
@@ -7152,7 +7240,7 @@
         <w:keepNext/>
       </w:pPr>
       <w:r>
-        <w:t>Table ready: contacts</w:t>
+        <w:t>Table ready: contacts_rust</w:t>
       </w:r>
     </w:p>
     <w:p>
@@ -7161,7 +7249,7 @@
         <w:keepNext/>
       </w:pPr>
       <w:r>
-        <w:t>Columns of contacts:</w:t>
+        <w:t>Columns of contacts_rust:</w:t>
       </w:r>
     </w:p>
     <w:p>
@@ -7226,7 +7314,7 @@
         <w:pStyle w:val="ListBullet"/>
       </w:pPr>
       <w:r>
-        <w:t>Table ready: contacts proves CREATE TABLE IF NOT EXISTS ran without an error, so the table exists now: this run created it, or an earlier run already had and the statement did nothing.</w:t>
+        <w:t>Table ready: contacts_rust proves CREATE TABLE IF NOT EXISTS ran without an error, so the table exists now: this run created it, or an earlier run already had and the statement did nothing.</w:t>
       </w:r>
     </w:p>
     <w:p>
@@ -7234,7 +7322,7 @@
         <w:pStyle w:val="ListBullet"/>
       </w:pPr>
       <w:r>
-        <w:t>Columns of contacts: and the Field heading are printed by the program. Each of the four lines after them is one row of DESCRIBE's answer: one column of the table, in the order CREATE TABLE listed them, the same four lines Lesson 4.4's programs print.</w:t>
+        <w:t>Columns of contacts_rust: and the Field heading are printed by the program. Each of the four lines after them is one row of DESCRIBE's answer: one column of the table, in the order CREATE TABLE listed them, the same four lines Lesson 4.4's programs print.</w:t>
       </w:r>
     </w:p>
     <w:p>
@@ -7250,7 +7338,7 @@
         <w:pStyle w:val="ListBullet"/>
       </w:pPr>
       <w:r>
-        <w:t>If a line shows another type or length, such as varchar(30), or a column is missing or extra, the contacts table was created earlier from a different statement, and IF NOT EXISTS kept it. Run the Data Reset in Project Setup, which drops it, then run the program again.</w:t>
+        <w:t>If a line shows another type or length, such as varchar(30), or a column is missing or extra, your language's table was created earlier from a different statement, and IF NOT EXISTS kept it. Run the Data Reset in Project Setup, which drops it, then run the program again.</w:t>
       </w:r>
     </w:p>
     <w:p>
@@ -7599,7 +7687,7 @@
         <w:pStyle w:val="SourceCode"/>
       </w:pPr>
       <w:r>
-        <w:t xml:space="preserve">    let statement = "CREATE TABLE IF NOT EXISTS contacts (\</w:t>
+        <w:t xml:space="preserve">    let statement = "CREATE TABLE IF NOT EXISTS contacts_rust (\</w:t>
       </w:r>
     </w:p>
     <w:p>
@@ -7655,7 +7743,7 @@
         <w:pStyle w:val="SourceCode"/>
       </w:pPr>
       <w:r>
-        <w:t xml:space="preserve">    println!("Table ready: contacts");</w:t>
+        <w:t xml:space="preserve">    println!("Table ready: contacts_rust");</w:t>
       </w:r>
     </w:p>
     <w:p>
@@ -7724,15 +7812,15 @@
         <w:pStyle w:val="SourceCode"/>
       </w:pPr>
       <w:r>
-        <w:t xml:space="preserve">        connection.query("DESCRIBE contacts")?;</w:t>
-      </w:r>
-    </w:p>
-    <w:p>
-      <w:pPr>
-        <w:pStyle w:val="SourceCode"/>
-      </w:pPr>
-      <w:r>
-        <w:t xml:space="preserve">    println!("Columns of contacts:");</w:t>
+        <w:t xml:space="preserve">        connection.query("DESCRIBE contacts_rust")?;</w:t>
+      </w:r>
+    </w:p>
+    <w:p>
+      <w:pPr>
+        <w:pStyle w:val="SourceCode"/>
+      </w:pPr>
+      <w:r>
+        <w:t xml:space="preserve">    println!("Columns of contacts_rust:");</w:t>
       </w:r>
     </w:p>
     <w:p>
@@ -8132,7 +8220,7 @@
         <w:keepNext/>
       </w:pPr>
       <w:r>
-        <w:t>Table ready: contacts</w:t>
+        <w:t>Table ready: contacts_rust</w:t>
       </w:r>
     </w:p>
     <w:p>
@@ -8141,7 +8229,7 @@
         <w:keepNext/>
       </w:pPr>
       <w:r>
-        <w:t>Columns of contacts:</w:t>
+        <w:t>Columns of contacts_rust:</w:t>
       </w:r>
     </w:p>
     <w:p>
@@ -8280,7 +8368,7 @@
         <w:pStyle w:val="ListBullet"/>
       </w:pPr>
       <w:r>
-        <w:t>In the Workbook Exercise's mistake, this connector's reason is MySqlError { ERROR 1050 (42S01): Table 'contacts' already exists }. Remember, MySqlError is the server's refusal (Lesson 4.2a); 1050 is MySQL's error number, and 42S01 is the standard code for a table that already exists.</w:t>
+        <w:t>In the Workbook Exercise's mistake, this connector's reason is MySqlError { ERROR 1050 (42S01): Table 'contacts_rust' already exists }. Remember, MySqlError is the server's refusal (Lesson 4.2a); 1050 is MySQL's error number, and 42S01 is the standard code for a table that already exists.</w:t>
       </w:r>
     </w:p>
     <w:p>
@@ -8298,10 +8386,10 @@
     </w:p>
     <w:p>
       <w:r>
-        <w:t>Both versions read SPA_DB_PASSWORD, connect to spa_contacts, send the same CREATE TABLE IF NOT EXISTS statement and DESCRIBE contacts, print the same eight lines, and close the connection. The Basic version does it all in main and trusts both statements. The Production-Minded version connects through Lesson 4.2a's connect_database, puts each statement in its own function, create_contacts_table and describe_contacts, which the Chapter 4 project reuses, reports a refused statement with the server's message an</w:t>
-      </w:r>
-      <w:r>
-        <w:t>d exit code 1, and closes the connection with its cleanup form even after an error.</w:t>
+        <w:t>Both versions read SPA_DB_PASSWORD, connect to spa_contacts, send the same CREATE TABLE IF NOT EXISTS statement on contacts_rust and DESCRIBE contacts_rust, print the same eight lines, and close the connection. The Basic version does it all in main and trusts both statements. The Production-Minded version connects through Lesson 4.2a's connect_database, puts each statement in its own function, create_contacts_table and describe_contacts, which the Chapter 4 project reuses, reports a refused statement with t</w:t>
+      </w:r>
+      <w:r>
+        <w:t>he server's message and exit code 1, and closes the connection with its cleanup form even after an error.</w:t>
       </w:r>
     </w:p>
     <w:p>
@@ -8352,10 +8440,10 @@
     </w:p>
     <w:p>
       <w:r>
-        <w:t>Start with the most direct version: main reads SPA_DB_PASSWORD, check_connector makes sure the connector is there, then create_table connects to spa_contacts with Lesson 4.2a's {database, Name} setting, sends CREATE TABLE IF NOT EXISTS, reads DESCRIBE contacts, prints the heading and one padded line per column with lists:foreach, and closes the connection. Like every Basic version in this chapter, it first checks that SPA_DB_PASSWORD is set; after that, it trusts every step: each result is matched with =, s</w:t>
-      </w:r>
-      <w:r>
-        <w:t>o a failure stops the program with a badmatch error. The way the statement is written over several lines is new, so its comment explains it; read the comments as you type.</w:t>
+        <w:t>Start with the most direct version: main reads SPA_DB_PASSWORD, check_connector makes sure the connector is there, then create_table connects to spa_contacts with Lesson 4.2a's {database, Name} setting, sends CREATE TABLE IF NOT EXISTS, reads DESCRIBE contacts_erlang, prints the heading and one padded line per column with lists:foreach, and closes the connection. Like every Basic version in this chapter, it first checks that SPA_DB_PASSWORD is set; after that, it trusts every step: each result is matched wi</w:t>
+      </w:r>
+      <w:r>
+        <w:t>th =, so a failure stops the program with a badmatch error. The way the statement is written over several lines is new, so its comment explains it; read the comments as you type.</w:t>
       </w:r>
     </w:p>
     <w:p>
@@ -8718,6 +8806,22 @@
         <w:pStyle w:val="SourceCode"/>
       </w:pPr>
       <w:r>
+        <w:t xml:space="preserve">    %% Remember, each language keeps its own table, here contacts_erlang,</w:t>
+      </w:r>
+    </w:p>
+    <w:p>
+      <w:pPr>
+        <w:pStyle w:val="SourceCode"/>
+      </w:pPr>
+      <w:r>
+        <w:t xml:space="preserve">    %% so its programs touch only their own rows (Lesson 4.4).</w:t>
+      </w:r>
+    </w:p>
+    <w:p>
+      <w:pPr>
+        <w:pStyle w:val="SourceCode"/>
+      </w:pPr>
+      <w:r>
         <w:t xml:space="preserve">    %% Remember, CREATE TABLE names the table and lists its columns inside</w:t>
       </w:r>
     </w:p>
@@ -8806,7 +8910,7 @@
         <w:pStyle w:val="SourceCode"/>
       </w:pPr>
       <w:r>
-        <w:t xml:space="preserve">    CreateTable = "CREATE TABLE IF NOT EXISTS contacts ("</w:t>
+        <w:t xml:space="preserve">    CreateTable = "CREATE TABLE IF NOT EXISTS contacts_erlang ("</w:t>
       </w:r>
     </w:p>
     <w:p>
@@ -8883,52 +8987,60 @@
         <w:pStyle w:val="SourceCode"/>
       </w:pPr>
       <w:r>
-        <w:t xml:space="preserve">    io:format("Table ready: contacts~n"),</w:t>
-      </w:r>
-    </w:p>
-    <w:p>
-      <w:pPr>
-        <w:pStyle w:val="SourceCode"/>
-      </w:pPr>
-    </w:p>
-    <w:p>
-      <w:pPr>
-        <w:pStyle w:val="SourceCode"/>
-      </w:pPr>
-      <w:r>
-        <w:t xml:space="preserve">    %% DESCRIBE contacts answers with one row per column of the table, and</w:t>
-      </w:r>
-    </w:p>
-    <w:p>
-      <w:pPr>
-        <w:pStyle w:val="SourceCode"/>
-      </w:pPr>
-      <w:r>
-        <w:t xml:space="preserve">    %% six values in each row: Field, Type, Null, Key, Default, and Extra</w:t>
-      </w:r>
-    </w:p>
-    <w:p>
-      <w:pPr>
-        <w:pStyle w:val="SourceCode"/>
-      </w:pPr>
-      <w:r>
-        <w:t xml:space="preserve">    %% (Lesson 4.4). Remember, Rows is a list with one list of values per</w:t>
-      </w:r>
-    </w:p>
-    <w:p>
-      <w:pPr>
-        <w:pStyle w:val="SourceCode"/>
-      </w:pPr>
-      <w:r>
-        <w:t xml:space="preserve">    %% row, and the text arrives as binaries.</w:t>
-      </w:r>
-    </w:p>
-    <w:p>
-      <w:pPr>
-        <w:pStyle w:val="SourceCode"/>
-      </w:pPr>
-      <w:r>
-        <w:t xml:space="preserve">    {ok, _ColumnNames, Rows} = mysql:query(Connection, "DESCRIBE contacts"),</w:t>
+        <w:t xml:space="preserve">    io:format("Table ready: contacts_erlang~n"),</w:t>
+      </w:r>
+    </w:p>
+    <w:p>
+      <w:pPr>
+        <w:pStyle w:val="SourceCode"/>
+      </w:pPr>
+    </w:p>
+    <w:p>
+      <w:pPr>
+        <w:pStyle w:val="SourceCode"/>
+      </w:pPr>
+      <w:r>
+        <w:t xml:space="preserve">    %% DESCRIBE contacts_erlang answers with one row per column of the</w:t>
+      </w:r>
+    </w:p>
+    <w:p>
+      <w:pPr>
+        <w:pStyle w:val="SourceCode"/>
+      </w:pPr>
+      <w:r>
+        <w:t xml:space="preserve">    %% table, and six values in each row: Field, Type, Null, Key, Default,</w:t>
+      </w:r>
+    </w:p>
+    <w:p>
+      <w:pPr>
+        <w:pStyle w:val="SourceCode"/>
+      </w:pPr>
+      <w:r>
+        <w:t xml:space="preserve">    %% and Extra (Lesson 4.4). Remember, Rows is a list with one list of</w:t>
+      </w:r>
+    </w:p>
+    <w:p>
+      <w:pPr>
+        <w:pStyle w:val="SourceCode"/>
+      </w:pPr>
+      <w:r>
+        <w:t xml:space="preserve">    %% values per row, and the text arrives as binaries.</w:t>
+      </w:r>
+    </w:p>
+    <w:p>
+      <w:pPr>
+        <w:pStyle w:val="SourceCode"/>
+      </w:pPr>
+      <w:r>
+        <w:t xml:space="preserve">    {ok, _ColumnNames, Rows} =</w:t>
+      </w:r>
+    </w:p>
+    <w:p>
+      <w:pPr>
+        <w:pStyle w:val="SourceCode"/>
+      </w:pPr>
+      <w:r>
+        <w:t xml:space="preserve">        mysql:query(Connection, "DESCRIBE contacts_erlang"),</w:t>
       </w:r>
     </w:p>
     <w:p>
@@ -8965,7 +9077,7 @@
         <w:pStyle w:val="SourceCode"/>
       </w:pPr>
       <w:r>
-        <w:t xml:space="preserve">    io:format("Columns of contacts:~n"),</w:t>
+        <w:t xml:space="preserve">    io:format("Columns of contacts_erlang:~n"),</w:t>
       </w:r>
     </w:p>
     <w:p>
@@ -9235,7 +9347,7 @@
         <w:keepNext/>
       </w:pPr>
       <w:r>
-        <w:t>Table ready: contacts</w:t>
+        <w:t>Table ready: contacts_erlang</w:t>
       </w:r>
     </w:p>
     <w:p>
@@ -9244,7 +9356,7 @@
         <w:keepNext/>
       </w:pPr>
       <w:r>
-        <w:t>Columns of contacts:</w:t>
+        <w:t>Columns of contacts_erlang:</w:t>
       </w:r>
     </w:p>
     <w:p>
@@ -9309,7 +9421,7 @@
         <w:pStyle w:val="ListBullet"/>
       </w:pPr>
       <w:r>
-        <w:t>Table ready: contacts proves CREATE TABLE IF NOT EXISTS ran without an error, so the table exists now: this run created it, or an earlier run already had and the statement did nothing.</w:t>
+        <w:t>Table ready: contacts_erlang proves CREATE TABLE IF NOT EXISTS ran without an error, so the table exists now: this run created it, or an earlier run already had and the statement did nothing.</w:t>
       </w:r>
     </w:p>
     <w:p>
@@ -9317,7 +9429,7 @@
         <w:pStyle w:val="ListBullet"/>
       </w:pPr>
       <w:r>
-        <w:t>Columns of contacts: and the Field heading are printed by the program. Each of the four lines after them is one row of DESCRIBE's answer: one column of the table, in the order CREATE TABLE listed them, the same four lines Lesson 4.4's programs print.</w:t>
+        <w:t>Columns of contacts_erlang: and the Field heading are printed by the program. Each of the four lines after them is one row of DESCRIBE's answer: one column of the table, in the order CREATE TABLE listed them, the same four lines Lesson 4.4's programs print.</w:t>
       </w:r>
     </w:p>
     <w:p>
@@ -9333,7 +9445,7 @@
         <w:pStyle w:val="ListBullet"/>
       </w:pPr>
       <w:r>
-        <w:t>If a line shows another type or length, such as varchar(30), or a column is missing or extra, the contacts table was created earlier from a different statement, and IF NOT EXISTS kept it. Run the Data Reset in Project Setup, which drops it, then run the program again.</w:t>
+        <w:t>If a line shows another type or length, such as varchar(30), or a column is missing or extra, your language's table was created earlier from a different statement, and IF NOT EXISTS kept it. Run the Data Reset in Project Setup, which drops it, then run the program again.</w:t>
       </w:r>
     </w:p>
     <w:p>
@@ -9794,7 +9906,7 @@
         <w:pStyle w:val="SourceCode"/>
       </w:pPr>
       <w:r>
-        <w:t xml:space="preserve">    Statement = "CREATE TABLE IF NOT EXISTS contacts ("</w:t>
+        <w:t xml:space="preserve">    Statement = "CREATE TABLE IF NOT EXISTS contacts_erlang ("</w:t>
       </w:r>
     </w:p>
     <w:p>
@@ -9858,7 +9970,7 @@
         <w:pStyle w:val="SourceCode"/>
       </w:pPr>
       <w:r>
-        <w:t xml:space="preserve">            io:format("Table ready: contacts~n"),</w:t>
+        <w:t xml:space="preserve">            io:format("Table ready: contacts_erlang~n"),</w:t>
       </w:r>
     </w:p>
     <w:p>
@@ -9951,7 +10063,7 @@
         <w:pStyle w:val="SourceCode"/>
       </w:pPr>
       <w:r>
-        <w:t xml:space="preserve">    case mysql:query(Connection, "DESCRIBE contacts") of</w:t>
+        <w:t xml:space="preserve">    case mysql:query(Connection, "DESCRIBE contacts_erlang") of</w:t>
       </w:r>
     </w:p>
     <w:p>
@@ -9967,7 +10079,7 @@
         <w:pStyle w:val="SourceCode"/>
       </w:pPr>
       <w:r>
-        <w:t xml:space="preserve">            io:format("Columns of contacts:~n"),</w:t>
+        <w:t xml:space="preserve">            io:format("Columns of contacts_erlang:~n"),</w:t>
       </w:r>
     </w:p>
     <w:p>
@@ -10632,7 +10744,7 @@
         <w:keepNext/>
       </w:pPr>
       <w:r>
-        <w:t>Table ready: contacts</w:t>
+        <w:t>Table ready: contacts_erlang</w:t>
       </w:r>
     </w:p>
     <w:p>
@@ -10641,7 +10753,7 @@
         <w:keepNext/>
       </w:pPr>
       <w:r>
-        <w:t>Columns of contacts:</w:t>
+        <w:t>Columns of contacts_erlang:</w:t>
       </w:r>
     </w:p>
     <w:p>
@@ -10780,7 +10892,7 @@
         <w:pStyle w:val="ListBullet"/>
       </w:pPr>
       <w:r>
-        <w:t>In the Workbook Exercise's mistake, the server's reason is Table 'contacts' already exists, the same words as Assembly's.</w:t>
+        <w:t>In the Workbook Exercise's mistake, the server's reason is Table 'contacts_erlang' already exists, the same words as Assembly's, with Erlang's table name.</w:t>
       </w:r>
     </w:p>
     <w:p>
@@ -10798,10 +10910,10 @@
     </w:p>
     <w:p>
       <w:r>
-        <w:t>Both versions read SPA_DB_PASSWORD, connect to spa_contacts, send the same CREATE TABLE IF NOT EXISTS statement and DESCRIBE contacts, print the same eight lines, and close the connection. The Basic version does it all in main and create_table and trusts both statements. The Production-Minded version connects through Lesson 4.2a's connect_database, puts each statement in its own function, create_contacts_table and describe_contacts, which the Chapter 4 project reuses, reports a refused statement with the se</w:t>
-      </w:r>
-      <w:r>
-        <w:t>rver's message and exit code 1, and closes the connection with its cleanup form even after an error.</w:t>
+        <w:t>Both versions read SPA_DB_PASSWORD, connect to spa_contacts, send the same CREATE TABLE IF NOT EXISTS statement on contacts_erlang and DESCRIBE contacts_erlang, print the same eight lines, and close the connection. The Basic version does it all in main and create_table and trusts both statements. The Production-Minded version connects through Lesson 4.2a's connect_database, puts each statement in its own function, create_contacts_table and describe_contacts, which the Chapter 4 project reuses, reports a ref</w:t>
+      </w:r>
+      <w:r>
+        <w:t>used statement with the server's message and exit code 1, and closes the connection with its cleanup form even after an error.</w:t>
       </w:r>
     </w:p>
     <w:p>
@@ -12499,7 +12611,7 @@
         <w:pStyle w:val="ListBullet"/>
       </w:pPr>
       <w:r>
-        <w:t>Every Assembly, Rust, and Erlang program prints the eight Required Clean-Run Output lines below exactly, in the same order, with nothing extra, and ends with exit code 0, on its first run and on every rerun.</w:t>
+        <w:t>Every Assembly, Rust, and Erlang program prints the eight Required Clean-Run Output lines below exactly, with its own table's name, in the same order, with nothing extra, and ends with exit code 0, on its first run and on every rerun.</w:t>
       </w:r>
     </w:p>
     <w:p>
@@ -12515,7 +12627,7 @@
         <w:pStyle w:val="ListBullet"/>
       </w:pPr>
       <w:r>
-        <w:t>The Table Check below lists contacts with SHOW TABLES and shows the same four columns from the mysql client.</w:t>
+        <w:t>The Table Check below lists the three language tables with SHOW TABLES and shows the same four columns from the mysql client.</w:t>
       </w:r>
     </w:p>
     <w:p>
@@ -12572,7 +12684,7 @@
         <w:keepNext/>
       </w:pPr>
       <w:r>
-        <w:t>Table: contacts, in utf8mb4</w:t>
+        <w:t>Tables: contacts_assembly, contacts_rust, contacts_erlang; each in utf8mb4</w:t>
       </w:r>
     </w:p>
     <w:p>
@@ -12643,7 +12755,7 @@
         <w:pStyle w:val="RequiredOutput"/>
       </w:pPr>
       <w:r>
-        <w:t>Challenge: SHOW CREATE TABLE contacts</w:t>
+        <w:t>Challenge: SHOW CREATE TABLE on the language's table</w:t>
       </w:r>
     </w:p>
     <w:p>
@@ -12669,7 +12781,7 @@
         <w:keepNext/>
       </w:pPr>
       <w:r>
-        <w:t>The Assembly, Rust, and Erlang programs, Basic and Production-Minded, show Lesson 4.4's eight lines and end with exit code 0, on the first run and on every rerun. Solidity's scripts log lines of their own, shown in the Solidity section.</w:t>
+        <w:t>The Assembly, Rust, and Erlang programs, Basic and Production-Minded, show Lesson 4.4's eight lines and end with exit code 0, on the first run and on every rerun. These are the Assembly programs' lines; Rust and Erlang show their own table's name, contacts_rust or contacts_erlang, in place of contacts_assembly. Solidity's scripts log lines of their own, shown in the Solidity section.</w:t>
       </w:r>
     </w:p>
     <w:p>
@@ -12692,7 +12804,7 @@
         <w:keepNext/>
       </w:pPr>
       <w:r>
-        <w:t>Table ready: contacts</w:t>
+        <w:t>Table ready: contacts_assembly</w:t>
       </w:r>
     </w:p>
     <w:p>
@@ -12701,7 +12813,7 @@
         <w:keepNext/>
       </w:pPr>
       <w:r>
-        <w:t>Columns of contacts:</w:t>
+        <w:t>Columns of contacts_assembly:</w:t>
       </w:r>
     </w:p>
     <w:p>
@@ -12768,7 +12880,7 @@
     </w:p>
     <w:p>
       <w:r>
-        <w:t>After any one program has run, ask the server about the table yourself, from the mysql client, as in Lesson 4.4. -t prints the answer as a table.</w:t>
+        <w:t>After the programs have run, ask the server about the tables yourself, from the mysql client, as in Lesson 4.4. -t prints the answer as a table.</w:t>
       </w:r>
     </w:p>
     <w:p>
@@ -12835,7 +12947,7 @@
         <w:keepNext/>
       </w:pPr>
       <w:r>
-        <w:t xml:space="preserve">    -e "DESCRIBE contacts"</w:t>
+        <w:t xml:space="preserve">    -e "DESCRIBE contacts_assembly"</w:t>
       </w:r>
     </w:p>
     <w:p>
@@ -12901,7 +13013,7 @@
         <w:keepNext/>
       </w:pPr>
       <w:r>
-        <w:t xml:space="preserve">    -e "DESCRIBE contacts"</w:t>
+        <w:t xml:space="preserve">    -e "DESCRIBE contacts_assembly"</w:t>
       </w:r>
     </w:p>
     <w:p>
@@ -12963,7 +13075,7 @@
         <w:keepNext/>
       </w:pPr>
       <w:r>
-        <w:t>| contacts               |</w:t>
+        <w:t>| contacts_assembly      |</w:t>
       </w:r>
     </w:p>
     <w:p>
@@ -12972,6 +13084,24 @@
         <w:keepNext/>
       </w:pPr>
       <w:r>
+        <w:t>| contacts_erlang        |</w:t>
+      </w:r>
+    </w:p>
+    <w:p>
+      <w:pPr>
+        <w:pStyle w:val="RequiredOutput"/>
+        <w:keepNext/>
+      </w:pPr>
+      <w:r>
+        <w:t>| contacts_rust          |</w:t>
+      </w:r>
+    </w:p>
+    <w:p>
+      <w:pPr>
+        <w:pStyle w:val="RequiredOutput"/>
+        <w:keepNext/>
+      </w:pPr>
+      <w:r>
         <w:t>+------------------------+</w:t>
       </w:r>
     </w:p>
@@ -13056,7 +13186,7 @@
         <w:pStyle w:val="ListBullet"/>
       </w:pPr>
       <w:r>
-        <w:t>SHOW TABLES lists only contacts: setup reset the database, and the programs created one table, whichever language created it first.</w:t>
+        <w:t>SHOW TABLES lists the tables in spa_contacts, one row each, in alphabetical order: one contacts table per language, because setup reset the database and each language's program created its own table. If you ran only some languages, only their tables are listed; Lesson 4.4's tables are listed too if you ran its programs since its Database Check.</w:t>
       </w:r>
     </w:p>
     <w:p>
@@ -13064,6 +13194,14 @@
         <w:pStyle w:val="ListBullet"/>
       </w:pPr>
       <w:r>
+        <w:t>DESCRIBE contacts_assembly shows the Assembly table; put your language's table in its place to see that one. Every language's table has the same columns.</w:t>
+      </w:r>
+    </w:p>
+    <w:p>
+      <w:pPr>
+        <w:pStyle w:val="ListBullet"/>
+      </w:pPr>
+      <w:r>
         <w:t>The rows are the programs' four column lines, with all six of DESCRIBE's columns. Default shows NULL for every column, the value the programs skip.</w:t>
       </w:r>
     </w:p>
@@ -13072,7 +13210,7 @@
         <w:pStyle w:val="ListBullet"/>
       </w:pPr>
       <w:r>
-        <w:t>ERROR 1146 (42S02) Table 'spa_contacts.contacts' doesn't exist means no program has run since the Data Reset: run one, then check again.</w:t>
+        <w:t>ERROR 1146 (42S02) Table 'spa_contacts.contacts_assembly' doesn't exist means no Assembly program has run since the Data Reset: run one, then check again.</w:t>
       </w:r>
     </w:p>
     <w:p>
@@ -13235,10 +13373,10 @@
     </w:p>
     <w:p>
       <w:r>
-        <w:t>Now try the mistake once: also remove IF NOT EXISTS, so the statement starts CREATE TABLE contacts, and rebuild and run. The server refuses it, and the program prints Connected to database spa_contacts and then one Error line, with exit code 1. In Assembly and Erlang it is Error: Table 'contacts' already exists; in Rust it is Error: MySqlError { ERROR 1050 (42S01): Table 'contacts' already exists }. Finally, put IF NOT EXISTS back and change the length back to VARCHAR(20), because Lesson 4.5's validation ex</w:t>
-      </w:r>
-      <w:r>
-        <w:t>pects 20.</w:t>
+        <w:t>Now try the mistake once: also remove IF NOT EXISTS, so the statement starts CREATE TABLE and your language's table name, such as CREATE TABLE contacts_assembly, and rebuild and run. The server refuses it, and the program prints Connected to database spa_contacts and then one Error line, with exit code 1. In Assembly it is Error: Table 'contacts_assembly' already exists, and in Erlang the same with contacts_erlang; in Rust it is Error: MySqlError { ERROR 1050 (42S01): Table 'contacts_rust' already exists }.</w:t>
+      </w:r>
+      <w:r>
+        <w:t xml:space="preserve"> Finally, put IF NOT EXISTS back and change the length back to VARCHAR(20), because Lesson 4.5's validation expects 20.</w:t>
       </w:r>
     </w:p>
     <w:p>
@@ -13274,7 +13412,7 @@
         <w:keepNext/>
       </w:pPr>
       <w:r>
-        <w:t>With phone VARCHAR(30) in the statement, the output does not change, and the exit code is 0. The Exercise does not apply to Solidity; its section explains why.</w:t>
+        <w:t>With phone VARCHAR(30) in the statement, the output does not change, and the exit code is 0. These are the Assembly programs' lines; Rust and Erlang show their own table's name, contacts_rust or contacts_erlang, in place of contacts_assembly. The Exercise does not apply to Solidity; its section explains why.</w:t>
       </w:r>
     </w:p>
     <w:p>
@@ -13297,7 +13435,7 @@
         <w:keepNext/>
       </w:pPr>
       <w:r>
-        <w:t>Table ready: contacts</w:t>
+        <w:t>Table ready: contacts_assembly</w:t>
       </w:r>
     </w:p>
     <w:p>
@@ -13306,7 +13444,7 @@
         <w:keepNext/>
       </w:pPr>
       <w:r>
-        <w:t>Columns of contacts:</w:t>
+        <w:t>Columns of contacts_assembly:</w:t>
       </w:r>
     </w:p>
     <w:p>
@@ -13378,7 +13516,7 @@
     </w:p>
     <w:p>
       <w:r>
-        <w:t>See the table the way the server stores it. In the Production-Minded program, after the column list, send the query SHOW CREATE TABLE contacts and print Definition of contacts: followed by its answer. The answer is one row with two columns: the table's name, then its full definition as one text that contains line breaks, so printing the second column prints several lines.</w:t>
+        <w:t>See the table the way the server stores it. In the Production-Minded program, after the column list, send the query SHOW CREATE TABLE with your language's table name, such as SHOW CREATE TABLE contacts_assembly, and print Definition of, the table's name, and a colon, followed by its answer. The answer is one row with two columns: the table's name, then its full definition as one text that contains line breaks, so printing the second column prints several lines.</w:t>
       </w:r>
     </w:p>
     <w:p>
@@ -13391,7 +13529,7 @@
         <w:pStyle w:val="ListBullet"/>
       </w:pPr>
       <w:r>
-        <w:t>Assembly: Write show_definition in describe_contacts' shape: send the statement, fetch the rows with mysql_store_result, take the one row with mysql_fetch_row, and print [rax + 8], the second column, with a format such as "Definition of contacts:", 10, "%s", 10, 0; then free the rows. In main, call it after describe_contacts, only when r13d is still 0.</w:t>
+        <w:t>Assembly: Write show_definition in describe_contacts' shape: send the statement, fetch the rows with mysql_store_result, take the one row with mysql_fetch_row, and print [rax + 8], the second column, with a format such as "Definition of contacts_assembly:", 10, "%s", 10, 0; then free the rows. In main, call it after describe_contacts, only when r13d is still 0.</w:t>
       </w:r>
     </w:p>
     <w:p>
@@ -13459,7 +13597,7 @@
         <w:keepNext/>
       </w:pPr>
       <w:r>
-        <w:t>With the definition printed after the columns, and exit code 0. The Challenge does not apply to Solidity; its section explains why.</w:t>
+        <w:t>With the definition printed after the columns, and exit code 0. These are the Assembly programs' lines; Rust and Erlang show their own table's name, contacts_rust or contacts_erlang, in place of contacts_assembly. The Challenge does not apply to Solidity; its section explains why.</w:t>
       </w:r>
     </w:p>
     <w:p>
@@ -13482,7 +13620,7 @@
         <w:keepNext/>
       </w:pPr>
       <w:r>
-        <w:t>Table ready: contacts</w:t>
+        <w:t>Table ready: contacts_assembly</w:t>
       </w:r>
     </w:p>
     <w:p>
@@ -13491,7 +13629,7 @@
         <w:keepNext/>
       </w:pPr>
       <w:r>
-        <w:t>Columns of contacts:</w:t>
+        <w:t>Columns of contacts_assembly:</w:t>
       </w:r>
     </w:p>
     <w:p>
@@ -13545,7 +13683,7 @@
         <w:keepNext/>
       </w:pPr>
       <w:r>
-        <w:t>Definition of contacts:</w:t>
+        <w:t>Definition of contacts_assembly:</w:t>
       </w:r>
     </w:p>
     <w:p>
@@ -13554,7 +13692,7 @@
         <w:keepNext/>
       </w:pPr>
       <w:r>
-        <w:t>CREATE TABLE `contacts` (</w:t>
+        <w:t>CREATE TABLE `contacts_assembly` (</w:t>
       </w:r>
     </w:p>
     <w:p>
@@ -13642,7 +13780,7 @@
         <w:keepNext/>
       </w:pPr>
       <w:r>
-        <w:t>With both changes, the definition still says varchar(20), and the exit code is 0:</w:t>
+        <w:t>With both changes, the definition still says varchar(20), and the exit code is 0. These are the Assembly programs' lines; Rust and Erlang show their own table's name, contacts_rust or contacts_erlang, in place of contacts_assembly.</w:t>
       </w:r>
     </w:p>
     <w:p>
@@ -13665,7 +13803,7 @@
         <w:keepNext/>
       </w:pPr>
       <w:r>
-        <w:t>Table ready: contacts</w:t>
+        <w:t>Table ready: contacts_assembly</w:t>
       </w:r>
     </w:p>
     <w:p>
@@ -13674,7 +13812,7 @@
         <w:keepNext/>
       </w:pPr>
       <w:r>
-        <w:t>Columns of contacts:</w:t>
+        <w:t>Columns of contacts_assembly:</w:t>
       </w:r>
     </w:p>
     <w:p>
@@ -13728,7 +13866,7 @@
         <w:keepNext/>
       </w:pPr>
       <w:r>
-        <w:t>Definition of contacts:</w:t>
+        <w:t>Definition of contacts_assembly:</w:t>
       </w:r>
     </w:p>
     <w:p>
@@ -13737,7 +13875,7 @@
         <w:keepNext/>
       </w:pPr>
       <w:r>
-        <w:t>CREATE TABLE `contacts` (</w:t>
+        <w:t>CREATE TABLE `contacts_assembly` (</w:t>
       </w:r>
     </w:p>
     <w:p>
@@ -13854,6 +13992,14 @@
         <w:pStyle w:val="ListBullet"/>
       </w:pPr>
       <w:r>
+        <w:t>I can explain why each language has its own table, such as contacts_rust.</w:t>
+      </w:r>
+    </w:p>
+    <w:p>
+      <w:pPr>
+        <w:pStyle w:val="ListBullet"/>
+      </w:pPr>
+      <w:r>
         <w:t>I can say how each connector hands over DESCRIBE's NULL Default: address 0, None, or the atom null.</w:t>
       </w:r>
     </w:p>
@@ -13914,10 +14060,10 @@
     </w:p>
     <w:p>
       <w:r>
-        <w:t>Assembly, Rust, and Erlang each created Lesson 4.4's contacts table with the same CREATE TABLE IF NOT EXISTS statement, written over several lines in each language's own way, and read DESCRIBE's rows to print the same eight lines as Lesson 4.4's programs. The server enforces the table's types, lengths, NOT NULL, and UNIQUE for every program, whichever language sent the row. Each connector handed over DESCRIBE's NULL Default in its own form, and none printed it; Lesson 4.6 reads NULL. Solidity has no tables:</w:t>
-      </w:r>
-      <w:r>
-        <w:t xml:space="preserve"> a struct kept in a mapping is the nearest storage, its entries exist before anything is added and read as zero values, and none of the table's rules carries over unless the contract checks it itself. Lesson 4.5 inserts the first contact.</w:t>
+        <w:t>Assembly, Rust, and Erlang each created its own copy of Lesson 4.4's contacts table, contacts_assembly, contacts_rust, and contacts_erlang, with the same CREATE TABLE IF NOT EXISTS statement, written over several lines in each language's own way, and read DESCRIBE's rows to print the same eight lines as Lesson 4.4's programs. The server enforces the table's types, lengths, NOT NULL, and UNIQUE for every program, whichever language sent the row. Each connector handed over DESCRIBE's NULL Default in its own f</w:t>
+      </w:r>
+      <w:r>
+        <w:t>orm, and none printed it; Lesson 4.6 reads NULL. Solidity has no tables: a struct kept in a mapping is the nearest storage, its entries exist before anything is added and read as zero values, and none of the table's rules carries over unless the contract checks it itself. Lesson 4.5 inserts the first contact.</w:t>
       </w:r>
     </w:p>
     <w:sectPr>
@@ -14103,31 +14249,31 @@
       </w:rPr>
     </w:lvl>
   </w:abstractNum>
-  <w:num w:numId="1" w16cid:durableId="1893541446">
+  <w:num w:numId="1" w16cid:durableId="1113552372">
     <w:abstractNumId w:val="8"/>
   </w:num>
-  <w:num w:numId="2" w16cid:durableId="775829234">
+  <w:num w:numId="2" w16cid:durableId="1093281994">
     <w:abstractNumId w:val="6"/>
   </w:num>
-  <w:num w:numId="3" w16cid:durableId="1411460728">
+  <w:num w:numId="3" w16cid:durableId="1170026910">
     <w:abstractNumId w:val="5"/>
   </w:num>
-  <w:num w:numId="4" w16cid:durableId="343676449">
+  <w:num w:numId="4" w16cid:durableId="13701058">
     <w:abstractNumId w:val="4"/>
   </w:num>
-  <w:num w:numId="5" w16cid:durableId="1946232036">
+  <w:num w:numId="5" w16cid:durableId="1390033081">
     <w:abstractNumId w:val="7"/>
   </w:num>
-  <w:num w:numId="6" w16cid:durableId="498427750">
+  <w:num w:numId="6" w16cid:durableId="2128040906">
     <w:abstractNumId w:val="3"/>
   </w:num>
-  <w:num w:numId="7" w16cid:durableId="1121529519">
+  <w:num w:numId="7" w16cid:durableId="703095768">
     <w:abstractNumId w:val="2"/>
   </w:num>
-  <w:num w:numId="8" w16cid:durableId="550121209">
+  <w:num w:numId="8" w16cid:durableId="622613580">
     <w:abstractNumId w:val="1"/>
   </w:num>
-  <w:num w:numId="9" w16cid:durableId="27722133">
+  <w:num w:numId="9" w16cid:durableId="1176380747">
     <w:abstractNumId w:val="0"/>
   </w:num>
 </w:numbering>

--- a/Volume 1/Chapter 04 - Databases/SPA_Vol1_Ch4_Lesson4_4a_Tables_Extended.docx
+++ b/Volume 1/Chapter 04 - Databases/SPA_Vol1_Ch4_Lesson4_4a_Tables_Extended.docx
@@ -329,7 +329,7 @@
         <w:pStyle w:val="ListBullet"/>
       </w:pPr>
       <w:r>
-        <w:t>Default is NULL in every row, because no column was given a default. Each connector hands NULL over in its own way: libmysql as address 0 in the row's array, the mysql crate as None in an Option&lt;String&gt;, and mysql-otp as the atom null. None of the programs prints Default, as in Lesson 4.4; Lesson 4.6 reads NULL.</w:t>
+        <w:t>Default is NULL in every row, because no column was given a default. Each connector hands NULL over in its own way: libmysql as address 0 in the row's array, the mysql crate as None in an Option&lt;String&gt;, and mysql-otp as the atom null. None of the programs prints Default, as in Lesson 4.4; Lessons 4.6 and 4.6a read NULL.</w:t>
       </w:r>
     </w:p>
     <w:p>
@@ -1008,7 +1008,11 @@
         <w:keepNext/>
       </w:pPr>
       <w:r>
-        <w:t>Next, let the tools create the Rust and Solidity project files, as in Lesson 4.0a. Remember, Cargo.toml describes the project: cargo init names it contacts_table, and cargo add pins the mysql crate at exactly 28.0.3. The Connector Setup below deletes the starter src\main.rs after cargo fetch, because each program is its own file in src\bin. Remember, forge init makes the Solidity project; --empty leaves out the sample files, and --force lets it run in the folder you just made.</w:t>
+        <w:t xml:space="preserve">Next, let the tools create the Rust and Solidity project files, as in Lesson 4.0a. Remember, Cargo.toml describes the project: cargo init names it contacts_table, and cargo add pins the mysql crate at exactly 28.0.3. The </w:t>
+      </w:r>
+      <w:r>
+        <w:lastRenderedPageBreak/>
+        <w:t>Connector Setup below deletes the starter src\main.rs after cargo fetch, because each program is its own file in src\bin. Remember, forge init makes the Solidity project; --empty leaves out the sample files, and --force lets it run in the folder you just made.</w:t>
       </w:r>
     </w:p>
     <w:p>
@@ -1071,7 +1075,7 @@
         <w:keepNext/>
       </w:pPr>
       <w:r>
-        <w:t>[profile.default]</w:t>
+        <w:t>[profile.default]  # Remember, the settings forge uses by default.</w:t>
       </w:r>
     </w:p>
     <w:p>
@@ -3242,23 +3246,23 @@
         <w:pStyle w:val="SourceCode"/>
       </w:pPr>
       <w:r>
-        <w:t xml:space="preserve">    ; printf takes six values here: the format in rcx, then Field, Type,</w:t>
-      </w:r>
-    </w:p>
-    <w:p>
-      <w:pPr>
-        <w:pStyle w:val="SourceCode"/>
-      </w:pPr>
-      <w:r>
-        <w:t xml:space="preserve">    ; and Key in rdx, r8, and r9, then Extra at [rsp + 32] and Null at</w:t>
-      </w:r>
-    </w:p>
-    <w:p>
-      <w:pPr>
-        <w:pStyle w:val="SourceCode"/>
-      </w:pPr>
-      <w:r>
-        <w:t xml:space="preserve">    ; [rsp + 40]. r10 carries each of those two from the row to the stack.</w:t>
+        <w:t xml:space="preserve">    ; printf takes six values: the format in rcx; Field, Type, and Key in</w:t>
+      </w:r>
+    </w:p>
+    <w:p>
+      <w:pPr>
+        <w:pStyle w:val="SourceCode"/>
+      </w:pPr>
+      <w:r>
+        <w:t xml:space="preserve">    ; rdx, r8, r9; Extra at [rsp + 32], Null at [rsp + 40]. No mov copies</w:t>
+      </w:r>
+    </w:p>
+    <w:p>
+      <w:pPr>
+        <w:pStyle w:val="SourceCode"/>
+      </w:pPr>
+      <w:r>
+        <w:t xml:space="preserve">    ; memory to memory, so r10 carries each of those two to the stack.</w:t>
       </w:r>
     </w:p>
     <w:p>
@@ -4448,15 +4452,7 @@
         <w:pStyle w:val="SourceCode"/>
       </w:pPr>
       <w:r>
-        <w:t>; connect_database: Lesson 4.2a's, unchanged. Connects the handle with</w:t>
-      </w:r>
-    </w:p>
-    <w:p>
-      <w:pPr>
-        <w:pStyle w:val="SourceCode"/>
-      </w:pPr>
-      <w:r>
-        <w:t>; every setting, the database too.</w:t>
+        <w:t>; connect_database: Lesson 4.2a's, unchanged: connects with every setting.</w:t>
       </w:r>
     </w:p>
     <w:p>
@@ -4480,15 +4476,23 @@
         <w:pStyle w:val="SourceCode"/>
       </w:pPr>
       <w:r>
-        <w:t>;   out:     eax = 0, or -1 when it cannot connect; mysql_error then gives</w:t>
-      </w:r>
-    </w:p>
-    <w:p>
-      <w:pPr>
-        <w:pStyle w:val="SourceCode"/>
-      </w:pPr>
-      <w:r>
-        <w:t>;            the reason</w:t>
+        <w:t>;   out:     eax = 0, or -1 when it cannot connect; mysql_error has the reason</w:t>
+      </w:r>
+    </w:p>
+    <w:p>
+      <w:pPr>
+        <w:pStyle w:val="SourceCode"/>
+      </w:pPr>
+      <w:r>
+        <w:t>; Remember, the password moves to r9 and the database to the fifth value,</w:t>
+      </w:r>
+    </w:p>
+    <w:p>
+      <w:pPr>
+        <w:pStyle w:val="SourceCode"/>
+      </w:pPr>
+      <w:r>
+        <w:t>; [rsp + 32], before rdx and r8 are reused for the host and the user.</w:t>
       </w:r>
     </w:p>
     <w:p>
@@ -6816,15 +6820,15 @@
         <w:pStyle w:val="SourceCode"/>
       </w:pPr>
       <w:r>
-        <w:t xml:space="preserve">    // left out. So this is one line of SQL, written over six lines. The</w:t>
-      </w:r>
-    </w:p>
-    <w:p>
-      <w:pPr>
-        <w:pStyle w:val="SourceCode"/>
-      </w:pPr>
-      <w:r>
-        <w:t xml:space="preserve">    // space before each \ keeps the words apart.</w:t>
+        <w:t xml:space="preserve">    // left out, so this is one line of SQL, written over six lines. A space</w:t>
+      </w:r>
+    </w:p>
+    <w:p>
+      <w:pPr>
+        <w:pStyle w:val="SourceCode"/>
+      </w:pPr>
+      <w:r>
+        <w:t xml:space="preserve">    // or a bracket at each join keeps the words apart.</w:t>
       </w:r>
     </w:p>
     <w:p>
@@ -6970,7 +6974,7 @@
         <w:pStyle w:val="SourceCode"/>
       </w:pPr>
       <w:r>
-        <w:t xml:space="preserve">    // Lesson 4.6 reads NULL; this program does not print Default.</w:t>
+        <w:t xml:space="preserve">    // Lesson 4.6a reads NULL; this program does not print Default.</w:t>
       </w:r>
     </w:p>
     <w:p>
@@ -7655,23 +7659,23 @@
         <w:pStyle w:val="SourceCode"/>
       </w:pPr>
       <w:r>
-        <w:t>/// Makes sure the contacts table exists. IF NOT EXISTS makes a rerun do</w:t>
-      </w:r>
-    </w:p>
-    <w:p>
-      <w:pPr>
-        <w:pStyle w:val="SourceCode"/>
-      </w:pPr>
-      <w:r>
-        <w:t>/// nothing. Remember, a \ at the end of a line inside a string joins the</w:t>
-      </w:r>
-    </w:p>
-    <w:p>
-      <w:pPr>
-        <w:pStyle w:val="SourceCode"/>
-      </w:pPr>
-      <w:r>
-        <w:t>/// next line on, without its leading spaces, and ? returns the Err.</w:t>
+        <w:t>/// Makes sure the table exists; IF NOT EXISTS makes a rerun do nothing.</w:t>
+      </w:r>
+    </w:p>
+    <w:p>
+      <w:pPr>
+        <w:pStyle w:val="SourceCode"/>
+      </w:pPr>
+      <w:r>
+        <w:t>/// Remember, &amp;mut lends the Conn to change it, a \ ending a string's line</w:t>
+      </w:r>
+    </w:p>
+    <w:p>
+      <w:pPr>
+        <w:pStyle w:val="SourceCode"/>
+      </w:pPr>
+      <w:r>
+        <w:t>/// joins the next one on without its leading spaces, and ? returns the Err.</w:t>
       </w:r>
     </w:p>
     <w:p>
@@ -8344,7 +8348,7 @@
         <w:pStyle w:val="ListBullet"/>
       </w:pPr>
       <w:r>
-        <w:t>The \ at the end of a line inside a string is an escape, like \n: it removes the line break and every space at the start of the next line. That is why each piece ends with its own space, and why the piece before the closing bracket needs none: NULL\ followed by ) gives NULL), exactly the text the other languages send.</w:t>
+        <w:t>The \ at the end of a line inside a string is an escape, like \n: it removes the line break and every space at the start of the next line. That is why each piece ends with its own space or a bracket: the first piece ends with (, and the piece before the closing bracket needs none: NULL\ followed by ) gives NULL), exactly the text the other languages send.</w:t>
       </w:r>
     </w:p>
     <w:p>
@@ -9122,7 +9126,7 @@
         <w:pStyle w:val="SourceCode"/>
       </w:pPr>
       <w:r>
-        <w:t xml:space="preserve">    %% row here, and the connector gives NULL as the atom null; Lesson 4.6</w:t>
+        <w:t xml:space="preserve">    %% row here, and the connector gives NULL as the atom null; Lesson 4.6a</w:t>
       </w:r>
     </w:p>
     <w:p>
@@ -9632,23 +9636,23 @@
         <w:pStyle w:val="SourceCode"/>
       </w:pPr>
       <w:r>
-        <w:t>%% Lesson 4.2a's connect_database: connects with every setting, the</w:t>
-      </w:r>
-    </w:p>
-    <w:p>
-      <w:pPr>
-        <w:pStyle w:val="SourceCode"/>
-      </w:pPr>
-      <w:r>
-        <w:t>%% database too. Returns {ok, Connection}, or {error, Message} naming the</w:t>
-      </w:r>
-    </w:p>
-    <w:p>
-      <w:pPr>
-        <w:pStyle w:val="SourceCode"/>
-      </w:pPr>
-      <w:r>
-        <w:t>%% database, the server, and the reason.</w:t>
+        <w:t>%% Lesson 4.2a's connect_database: returns {ok, Connection}, a pid(), or</w:t>
+      </w:r>
+    </w:p>
+    <w:p>
+      <w:pPr>
+        <w:pStyle w:val="SourceCode"/>
+      </w:pPr>
+      <w:r>
+        <w:t>%% {error, Message} naming the database, the server, and the reason.</w:t>
+      </w:r>
+    </w:p>
+    <w:p>
+      <w:pPr>
+        <w:pStyle w:val="SourceCode"/>
+      </w:pPr>
+      <w:r>
+        <w:t>%% Remember, pid() is a process id, and iodata() is text (Lesson 4.0a).</w:t>
       </w:r>
     </w:p>
     <w:p>
@@ -9765,23 +9769,23 @@
         <w:pStyle w:val="SourceCode"/>
       </w:pPr>
       <w:r>
-        <w:t>%% Remember, reason_text turns the connector's reason into text and never</w:t>
-      </w:r>
-    </w:p>
-    <w:p>
-      <w:pPr>
-        <w:pStyle w:val="SourceCode"/>
-      </w:pPr>
-      <w:r>
-        <w:t>%% prints a term it does not expect, because one could hold the settings,</w:t>
-      </w:r>
-    </w:p>
-    <w:p>
-      <w:pPr>
-        <w:pStyle w:val="SourceCode"/>
-      </w:pPr>
-      <w:r>
-        <w:t>%% password included (Lesson 4.0a).</w:t>
+        <w:t>%% Remember, reason_text turns the connector's reason into text, never</w:t>
+      </w:r>
+    </w:p>
+    <w:p>
+      <w:pPr>
+        <w:pStyle w:val="SourceCode"/>
+      </w:pPr>
+      <w:r>
+        <w:t>%% printing an unexpected term, which could hold the password (Lesson</w:t>
+      </w:r>
+    </w:p>
+    <w:p>
+      <w:pPr>
+        <w:pStyle w:val="SourceCode"/>
+      </w:pPr>
+      <w:r>
+        <w:t>%% 4.0a); the when guard lets its clause fit only atoms.</w:t>
       </w:r>
     </w:p>
     <w:p>
@@ -13257,7 +13261,7 @@
         <w:pStyle w:val="ListBullet"/>
       </w:pPr>
       <w:r>
-        <w:t>Reading DESCRIBE's Default as text. It is NULL here: in Assembly it is address 0, in Rust a String in its place makes the read fail, and in Erlang it is the atom null. Lesson 4.6 reads NULL.</w:t>
+        <w:t>Reading DESCRIBE's Default as text. It is NULL here: in Assembly it is address 0, in Rust a String in its place makes the read fail, and in Erlang it is the atom null. Lessons 4.6 and 4.6a read NULL.</w:t>
       </w:r>
     </w:p>
     <w:p>
@@ -14063,7 +14067,7 @@
         <w:t>Assembly, Rust, and Erlang each created its own copy of Lesson 4.4's contacts table, contacts_assembly, contacts_rust, and contacts_erlang, with the same CREATE TABLE IF NOT EXISTS statement, written over several lines in each language's own way, and read DESCRIBE's rows to print the same eight lines as Lesson 4.4's programs. The server enforces the table's types, lengths, NOT NULL, and UNIQUE for every program, whichever language sent the row. Each connector handed over DESCRIBE's NULL Default in its own f</w:t>
       </w:r>
       <w:r>
-        <w:t>orm, and none printed it; Lesson 4.6 reads NULL. Solidity has no tables: a struct kept in a mapping is the nearest storage, its entries exist before anything is added and read as zero values, and none of the table's rules carries over unless the contract checks it itself. Lesson 4.5 inserts the first contact.</w:t>
+        <w:t>orm, and none printed it; Lessons 4.6 and 4.6a read NULL. Solidity has no tables: a struct kept in a mapping is the nearest storage, its entries exist before anything is added and read as zero values, and none of the table's rules carries over unless the contract checks it itself. Lesson 4.5 inserts the first contact.</w:t>
       </w:r>
     </w:p>
     <w:sectPr>
@@ -14249,31 +14253,31 @@
       </w:rPr>
     </w:lvl>
   </w:abstractNum>
-  <w:num w:numId="1" w16cid:durableId="1113552372">
+  <w:num w:numId="1" w16cid:durableId="1905480064">
     <w:abstractNumId w:val="8"/>
   </w:num>
-  <w:num w:numId="2" w16cid:durableId="1093281994">
+  <w:num w:numId="2" w16cid:durableId="1654409476">
     <w:abstractNumId w:val="6"/>
   </w:num>
-  <w:num w:numId="3" w16cid:durableId="1170026910">
+  <w:num w:numId="3" w16cid:durableId="337083649">
     <w:abstractNumId w:val="5"/>
   </w:num>
-  <w:num w:numId="4" w16cid:durableId="13701058">
+  <w:num w:numId="4" w16cid:durableId="260257581">
     <w:abstractNumId w:val="4"/>
   </w:num>
-  <w:num w:numId="5" w16cid:durableId="1390033081">
+  <w:num w:numId="5" w16cid:durableId="1946696418">
     <w:abstractNumId w:val="7"/>
   </w:num>
-  <w:num w:numId="6" w16cid:durableId="2128040906">
+  <w:num w:numId="6" w16cid:durableId="1087072108">
     <w:abstractNumId w:val="3"/>
   </w:num>
-  <w:num w:numId="7" w16cid:durableId="703095768">
+  <w:num w:numId="7" w16cid:durableId="1308902558">
     <w:abstractNumId w:val="2"/>
   </w:num>
-  <w:num w:numId="8" w16cid:durableId="622613580">
+  <w:num w:numId="8" w16cid:durableId="1468930523">
     <w:abstractNumId w:val="1"/>
   </w:num>
-  <w:num w:numId="9" w16cid:durableId="1176380747">
+  <w:num w:numId="9" w16cid:durableId="1486125676">
     <w:abstractNumId w:val="0"/>
   </w:num>
 </w:numbering>
